--- a/03-Communication-and-Teamwork/Meetings/Minutes/Mentor-Client-Meetings/Meeting Minutes 2025-08-14 (Client).docx
+++ b/03-Communication-and-Teamwork/Meetings/Minutes/Mentor-Client-Meetings/Meeting Minutes 2025-08-14 (Client).docx
@@ -4,13 +4,6 @@
   <w:body>
     <w:p>
       <w:pPr>
-        <w:rPr>
-          <w:rFonts w:ascii="Calibri" w:hAnsi="Calibri" w:cs="Calibri"/>
-        </w:rPr>
-      </w:pPr>
-    </w:p>
-    <w:p>
-      <w:pPr>
         <w:jc w:val="center"/>
         <w:rPr>
           <w:rFonts w:ascii="Calibri" w:hAnsi="Calibri" w:cs="Calibri"/>
@@ -22,7 +15,7 @@
           <w:rFonts w:ascii="Calibri" w:hAnsi="Calibri" w:cs="Calibri"/>
           <w:b/>
         </w:rPr>
-        <w:t>Mentor / Client Meeting</w:t>
+        <w:t>Client/Mentor Meeting</w:t>
       </w:r>
     </w:p>
     <w:p>
@@ -70,7 +63,14 @@
                 <w:rFonts w:ascii="Calibri" w:hAnsi="Calibri" w:cs="Calibri"/>
                 <w:b/>
               </w:rPr>
-              <w:t>Client/Project:</w:t>
+              <w:t>Client</w:t>
+            </w:r>
+            <w:r>
+              <w:rPr>
+                <w:rFonts w:ascii="Calibri" w:hAnsi="Calibri" w:cs="Calibri"/>
+                <w:b/>
+              </w:rPr>
+              <w:t>:</w:t>
             </w:r>
           </w:p>
         </w:tc>
@@ -83,8 +83,6 @@
           </w:tcPr>
           <w:p>
             <w:pPr>
-              <w:spacing w:after="240"/>
-              <w:jc w:val="center"/>
               <w:rPr>
                 <w:rFonts w:ascii="Calibri" w:hAnsi="Calibri" w:cs="Calibri"/>
                 <w:b/>
@@ -95,25 +93,54 @@
                 <w:rFonts w:ascii="Calibri" w:hAnsi="Calibri" w:cs="Calibri"/>
                 <w:b/>
               </w:rPr>
-              <w:t xml:space="preserve">Raymond Lutui </w:t>
+              <w:t>Raymond Lutui</w:t>
             </w:r>
+          </w:p>
+        </w:tc>
+      </w:tr>
+      <w:tr>
+        <w:tc>
+          <w:tcPr>
+            <w:tcW w:w="2952" w:type="dxa"/>
+            <w:shd w:val="clear" w:color="auto" w:fill="D9D9D9"/>
+            <w:vAlign w:val="center"/>
+          </w:tcPr>
+          <w:p>
+            <w:pPr>
+              <w:rPr>
+                <w:rFonts w:ascii="Calibri" w:hAnsi="Calibri" w:cs="Calibri"/>
+                <w:b/>
+              </w:rPr>
+            </w:pPr>
             <w:r>
               <w:rPr>
-                <w:rFonts w:ascii="Aptos" w:hAnsi="Aptos" w:cs="Calibri"/>
+                <w:rFonts w:ascii="Calibri" w:hAnsi="Calibri" w:cs="Calibri"/>
                 <w:b/>
-                <w:sz w:val="14"/>
-                <w:szCs w:val="14"/>
-              </w:rPr>
-              <w:t xml:space="preserve">- </w:t>
+              </w:rPr>
+              <w:t>Project:</w:t>
             </w:r>
+          </w:p>
+        </w:tc>
+        <w:tc>
+          <w:tcPr>
+            <w:tcW w:w="7038" w:type="dxa"/>
+            <w:gridSpan w:val="2"/>
+            <w:shd w:val="clear" w:color="auto" w:fill="D9D9D9"/>
+            <w:vAlign w:val="center"/>
+          </w:tcPr>
+          <w:p>
+            <w:pPr>
+              <w:rPr>
+                <w:rFonts w:ascii="Calibri" w:hAnsi="Calibri" w:cs="Calibri"/>
+                <w:b/>
+              </w:rPr>
+            </w:pPr>
             <w:r>
               <w:rPr>
-                <w:rFonts w:ascii="Aptos" w:hAnsi="Aptos"/>
+                <w:rFonts w:ascii="Calibri" w:hAnsi="Calibri" w:cs="Calibri"/>
                 <w:b/>
                 <w:bCs/>
                 <w:color w:val="000000"/>
-                <w:sz w:val="22"/>
-                <w:szCs w:val="22"/>
               </w:rPr>
               <w:t>Network Performance Evaluation on Linux Based Operating Systems</w:t>
             </w:r>
@@ -142,14 +169,6 @@
               <w:t>Purpose:</w:t>
             </w:r>
           </w:p>
-          <w:p>
-            <w:pPr>
-              <w:rPr>
-                <w:rFonts w:ascii="Calibri" w:hAnsi="Calibri" w:cs="Calibri"/>
-                <w:b/>
-              </w:rPr>
-            </w:pPr>
-          </w:p>
         </w:tc>
         <w:tc>
           <w:tcPr>
@@ -172,17 +191,8 @@
                 <w:b/>
                 <w:bCs/>
               </w:rPr>
-              <w:t>Meeting with Mentor/ Client for Project Progress Update</w:t>
+              <w:t>Meeting with Mentor/Client for Project Progress Update</w:t>
             </w:r>
-          </w:p>
-          <w:p>
-            <w:pPr>
-              <w:ind w:left="360"/>
-              <w:rPr>
-                <w:rFonts w:ascii="Calibri" w:hAnsi="Calibri" w:cs="Calibri"/>
-                <w:b/>
-              </w:rPr>
-            </w:pPr>
           </w:p>
         </w:tc>
       </w:tr>
@@ -206,14 +216,6 @@
               </w:rPr>
               <w:t>Meeting called by:</w:t>
             </w:r>
-          </w:p>
-          <w:p>
-            <w:pPr>
-              <w:rPr>
-                <w:rFonts w:ascii="Calibri" w:hAnsi="Calibri" w:cs="Calibri"/>
-                <w:b/>
-              </w:rPr>
-            </w:pPr>
           </w:p>
         </w:tc>
         <w:tc>
@@ -255,24 +257,20 @@
                 <w:b/>
                 <w:bCs/>
               </w:rPr>
-              <w:t>Location: WZ</w:t>
+              <w:t xml:space="preserve">Location: </w:t>
             </w:r>
             <w:r>
               <w:rPr>
                 <w:rFonts w:ascii="Calibri" w:hAnsi="Calibri" w:cs="Calibri"/>
-                <w:b/>
-                <w:bCs/>
+              </w:rPr>
+              <w:t>WZ</w:t>
+            </w:r>
+            <w:r>
+              <w:rPr>
+                <w:rFonts w:ascii="Calibri" w:hAnsi="Calibri" w:cs="Calibri"/>
               </w:rPr>
               <w:t>902</w:t>
             </w:r>
-          </w:p>
-          <w:p>
-            <w:pPr>
-              <w:rPr>
-                <w:rFonts w:ascii="Calibri" w:hAnsi="Calibri" w:cs="Calibri"/>
-                <w:b/>
-              </w:rPr>
-            </w:pPr>
           </w:p>
         </w:tc>
         <w:tc>
@@ -299,51 +297,33 @@
             <w:r>
               <w:rPr>
                 <w:rFonts w:ascii="Calibri" w:hAnsi="Calibri" w:cs="Calibri"/>
-                <w:b/>
-                <w:bCs/>
-              </w:rPr>
-              <w:t xml:space="preserve"> 14</w:t>
+              </w:rPr>
+              <w:t>14</w:t>
             </w:r>
             <w:r>
               <w:rPr>
                 <w:rFonts w:ascii="Calibri" w:hAnsi="Calibri" w:cs="Calibri"/>
-                <w:b/>
-                <w:bCs/>
               </w:rPr>
               <w:t>/</w:t>
             </w:r>
             <w:r>
               <w:rPr>
                 <w:rFonts w:ascii="Calibri" w:hAnsi="Calibri" w:cs="Calibri"/>
-                <w:b/>
-                <w:bCs/>
               </w:rPr>
               <w:t>0</w:t>
             </w:r>
             <w:r>
               <w:rPr>
                 <w:rFonts w:ascii="Calibri" w:hAnsi="Calibri" w:cs="Calibri"/>
-                <w:b/>
-                <w:bCs/>
               </w:rPr>
               <w:t>8</w:t>
             </w:r>
             <w:r>
               <w:rPr>
                 <w:rFonts w:ascii="Calibri" w:hAnsi="Calibri" w:cs="Calibri"/>
-                <w:b/>
-                <w:bCs/>
               </w:rPr>
               <w:t>/2025</w:t>
             </w:r>
-          </w:p>
-          <w:p>
-            <w:pPr>
-              <w:rPr>
-                <w:rFonts w:ascii="Calibri" w:hAnsi="Calibri" w:cs="Calibri"/>
-                <w:b/>
-              </w:rPr>
-            </w:pPr>
           </w:p>
         </w:tc>
         <w:tc>
@@ -355,6 +335,8 @@
             <w:pPr>
               <w:rPr>
                 <w:rFonts w:ascii="Calibri" w:hAnsi="Calibri" w:cs="Calibri"/>
+                <w:b/>
+                <w:bCs/>
               </w:rPr>
             </w:pPr>
             <w:r>
@@ -371,13 +353,12 @@
               </w:rPr>
               <w:t xml:space="preserve"> </w:t>
             </w:r>
-          </w:p>
-          <w:p>
-            <w:pPr>
-              <w:rPr>
-                <w:rFonts w:ascii="Calibri" w:hAnsi="Calibri" w:cs="Calibri"/>
-              </w:rPr>
-            </w:pPr>
+            <w:r>
+              <w:rPr>
+                <w:rFonts w:ascii="Calibri" w:hAnsi="Calibri" w:cs="Calibri"/>
+              </w:rPr>
+              <w:t>1:30pm – 2:00pm</w:t>
+            </w:r>
           </w:p>
         </w:tc>
       </w:tr>
@@ -391,7 +372,7 @@
             <w:pPr>
               <w:rPr>
                 <w:rFonts w:ascii="Calibri" w:hAnsi="Calibri" w:cs="Calibri"/>
-                <w:b/>
+                <w:bCs/>
               </w:rPr>
             </w:pPr>
             <w:r>
@@ -401,14 +382,13 @@
               </w:rPr>
               <w:t>QA:</w:t>
             </w:r>
-          </w:p>
-          <w:p>
-            <w:pPr>
-              <w:rPr>
-                <w:rFonts w:ascii="Calibri" w:hAnsi="Calibri" w:cs="Calibri"/>
-                <w:b/>
-              </w:rPr>
-            </w:pPr>
+            <w:r>
+              <w:rPr>
+                <w:rFonts w:ascii="Calibri" w:hAnsi="Calibri" w:cs="Calibri"/>
+                <w:bCs/>
+              </w:rPr>
+              <w:t xml:space="preserve"> Larissa Goh</w:t>
+            </w:r>
           </w:p>
         </w:tc>
         <w:tc>
@@ -427,16 +407,22 @@
                 <w:rFonts w:ascii="Calibri" w:hAnsi="Calibri" w:cs="Calibri"/>
                 <w:b/>
               </w:rPr>
-              <w:t>Version: 1.0</w:t>
+              <w:t xml:space="preserve">Version: </w:t>
             </w:r>
-          </w:p>
-          <w:p>
-            <w:pPr>
-              <w:rPr>
-                <w:rFonts w:ascii="Calibri" w:hAnsi="Calibri" w:cs="Calibri"/>
-                <w:b/>
-              </w:rPr>
-            </w:pPr>
+            <w:r>
+              <w:rPr>
+                <w:rFonts w:ascii="Calibri" w:hAnsi="Calibri" w:cs="Calibri"/>
+                <w:bCs/>
+              </w:rPr>
+              <w:t>1.</w:t>
+            </w:r>
+            <w:r>
+              <w:rPr>
+                <w:rFonts w:ascii="Calibri" w:hAnsi="Calibri" w:cs="Calibri"/>
+                <w:bCs/>
+              </w:rPr>
+              <w:t>1</w:t>
+            </w:r>
           </w:p>
         </w:tc>
         <w:tc>
@@ -461,19 +447,9 @@
             <w:r>
               <w:rPr>
                 <w:rFonts w:ascii="Calibri" w:hAnsi="Calibri" w:cs="Calibri"/>
-                <w:b/>
-                <w:bCs/>
-              </w:rPr>
-              <w:t>Larrisa</w:t>
+              </w:rPr>
+              <w:t>Thomas</w:t>
             </w:r>
-          </w:p>
-          <w:p>
-            <w:pPr>
-              <w:rPr>
-                <w:rFonts w:ascii="Calibri" w:hAnsi="Calibri" w:cs="Calibri"/>
-                <w:b/>
-              </w:rPr>
-            </w:pPr>
           </w:p>
         </w:tc>
       </w:tr>
@@ -561,12 +537,16 @@
             <w:pPr>
               <w:rPr>
                 <w:rFonts w:ascii="Calibri" w:hAnsi="Calibri" w:cs="Calibri"/>
+                <w:b/>
+                <w:bCs/>
                 <w:i/>
               </w:rPr>
             </w:pPr>
             <w:r>
               <w:rPr>
                 <w:rFonts w:ascii="Calibri" w:hAnsi="Calibri" w:cs="Calibri"/>
+                <w:b/>
+                <w:bCs/>
                 <w:i/>
               </w:rPr>
               <w:t>Names</w:t>
@@ -582,12 +562,16 @@
             <w:pPr>
               <w:rPr>
                 <w:rFonts w:ascii="Calibri" w:hAnsi="Calibri" w:cs="Calibri"/>
+                <w:b/>
+                <w:bCs/>
                 <w:i/>
               </w:rPr>
             </w:pPr>
             <w:r>
               <w:rPr>
                 <w:rFonts w:ascii="Calibri" w:hAnsi="Calibri" w:cs="Calibri"/>
+                <w:b/>
+                <w:bCs/>
                 <w:i/>
               </w:rPr>
               <w:t>Representing</w:t>
@@ -604,7 +588,7 @@
           <w:p>
             <w:pPr>
               <w:rPr>
-                <w:rFonts w:ascii="Aptos" w:hAnsi="Aptos" w:cs="Calibri"/>
+                <w:rFonts w:ascii="Calibri" w:hAnsi="Calibri" w:cs="Calibri"/>
               </w:rPr>
             </w:pPr>
             <w:r>
@@ -630,7 +614,13 @@
               <w:rPr>
                 <w:rFonts w:ascii="Calibri" w:hAnsi="Calibri" w:cs="Calibri"/>
               </w:rPr>
-              <w:t>Team Leader</w:t>
+              <w:t>Project</w:t>
+            </w:r>
+            <w:r>
+              <w:rPr>
+                <w:rFonts w:ascii="Calibri" w:hAnsi="Calibri" w:cs="Calibri"/>
+              </w:rPr>
+              <w:t xml:space="preserve"> Leader</w:t>
             </w:r>
           </w:p>
         </w:tc>
@@ -643,12 +633,12 @@
           <w:p>
             <w:pPr>
               <w:rPr>
-                <w:rFonts w:ascii="Aptos" w:hAnsi="Aptos" w:cs="Calibri"/>
+                <w:rFonts w:ascii="Calibri" w:hAnsi="Calibri" w:cs="Calibri"/>
               </w:rPr>
             </w:pPr>
             <w:r>
               <w:rPr>
-                <w:rFonts w:ascii="Aptos" w:hAnsi="Aptos"/>
+                <w:rFonts w:ascii="Calibri" w:hAnsi="Calibri" w:cs="Calibri"/>
               </w:rPr>
               <w:t>Nathan Quai Hoi</w:t>
             </w:r>
@@ -669,7 +659,13 @@
               <w:rPr>
                 <w:rFonts w:ascii="Calibri" w:hAnsi="Calibri" w:cs="Calibri"/>
               </w:rPr>
-              <w:t>Team Member</w:t>
+              <w:t>Project</w:t>
+            </w:r>
+            <w:r>
+              <w:rPr>
+                <w:rFonts w:ascii="Calibri" w:hAnsi="Calibri" w:cs="Calibri"/>
+              </w:rPr>
+              <w:t xml:space="preserve"> Member</w:t>
             </w:r>
           </w:p>
         </w:tc>
@@ -682,12 +678,12 @@
           <w:p>
             <w:pPr>
               <w:rPr>
-                <w:rFonts w:ascii="Aptos" w:hAnsi="Aptos" w:cs="Calibri"/>
+                <w:rFonts w:ascii="Calibri" w:hAnsi="Calibri" w:cs="Calibri"/>
               </w:rPr>
             </w:pPr>
             <w:r>
               <w:rPr>
-                <w:rFonts w:ascii="Aptos" w:hAnsi="Aptos"/>
+                <w:rFonts w:ascii="Calibri" w:hAnsi="Calibri" w:cs="Calibri"/>
               </w:rPr>
               <w:t>Win Phyo</w:t>
             </w:r>
@@ -707,7 +703,13 @@
               <w:rPr>
                 <w:rFonts w:ascii="Calibri" w:hAnsi="Calibri" w:cs="Calibri"/>
               </w:rPr>
-              <w:t>Team Member</w:t>
+              <w:t>Project</w:t>
+            </w:r>
+            <w:r>
+              <w:rPr>
+                <w:rFonts w:ascii="Calibri" w:hAnsi="Calibri" w:cs="Calibri"/>
+              </w:rPr>
+              <w:t xml:space="preserve"> Member</w:t>
             </w:r>
           </w:p>
         </w:tc>
@@ -720,12 +722,12 @@
           <w:p>
             <w:pPr>
               <w:rPr>
-                <w:rFonts w:ascii="Aptos" w:hAnsi="Aptos" w:cs="Calibri"/>
+                <w:rFonts w:ascii="Calibri" w:hAnsi="Calibri" w:cs="Calibri"/>
               </w:rPr>
             </w:pPr>
             <w:r>
               <w:rPr>
-                <w:rFonts w:ascii="Aptos" w:hAnsi="Aptos"/>
+                <w:rFonts w:ascii="Calibri" w:hAnsi="Calibri" w:cs="Calibri"/>
               </w:rPr>
               <w:t>Zafar Azad</w:t>
             </w:r>
@@ -745,7 +747,13 @@
               <w:rPr>
                 <w:rFonts w:ascii="Calibri" w:hAnsi="Calibri" w:cs="Calibri"/>
               </w:rPr>
-              <w:t>Team Member</w:t>
+              <w:t>Project</w:t>
+            </w:r>
+            <w:r>
+              <w:rPr>
+                <w:rFonts w:ascii="Calibri" w:hAnsi="Calibri" w:cs="Calibri"/>
+              </w:rPr>
+              <w:t xml:space="preserve"> Member</w:t>
             </w:r>
           </w:p>
         </w:tc>
@@ -758,12 +766,12 @@
           <w:p>
             <w:pPr>
               <w:rPr>
-                <w:rFonts w:ascii="Aptos" w:hAnsi="Aptos" w:cs="Calibri"/>
+                <w:rFonts w:ascii="Calibri" w:hAnsi="Calibri" w:cs="Calibri"/>
               </w:rPr>
             </w:pPr>
             <w:r>
               <w:rPr>
-                <w:rFonts w:ascii="Aptos" w:hAnsi="Aptos"/>
+                <w:rFonts w:ascii="Calibri" w:hAnsi="Calibri" w:cs="Calibri"/>
               </w:rPr>
               <w:t>Larissa Goh</w:t>
             </w:r>
@@ -783,7 +791,13 @@
               <w:rPr>
                 <w:rFonts w:ascii="Calibri" w:hAnsi="Calibri" w:cs="Calibri"/>
               </w:rPr>
-              <w:t>Team Member</w:t>
+              <w:t>Project</w:t>
+            </w:r>
+            <w:r>
+              <w:rPr>
+                <w:rFonts w:ascii="Calibri" w:hAnsi="Calibri" w:cs="Calibri"/>
+              </w:rPr>
+              <w:t xml:space="preserve"> Member</w:t>
             </w:r>
           </w:p>
         </w:tc>
@@ -796,12 +810,12 @@
           <w:p>
             <w:pPr>
               <w:rPr>
-                <w:rFonts w:ascii="Aptos" w:hAnsi="Aptos" w:cs="Calibri"/>
+                <w:rFonts w:ascii="Calibri" w:hAnsi="Calibri" w:cs="Calibri"/>
               </w:rPr>
             </w:pPr>
             <w:r>
               <w:rPr>
-                <w:rFonts w:ascii="Aptos" w:hAnsi="Aptos"/>
+                <w:rFonts w:ascii="Calibri" w:hAnsi="Calibri" w:cs="Calibri"/>
               </w:rPr>
               <w:t>Charmi Patel</w:t>
             </w:r>
@@ -821,7 +835,13 @@
               <w:rPr>
                 <w:rFonts w:ascii="Calibri" w:hAnsi="Calibri" w:cs="Calibri"/>
               </w:rPr>
-              <w:t>Team Member</w:t>
+              <w:t>Project</w:t>
+            </w:r>
+            <w:r>
+              <w:rPr>
+                <w:rFonts w:ascii="Calibri" w:hAnsi="Calibri" w:cs="Calibri"/>
+              </w:rPr>
+              <w:t xml:space="preserve"> Member</w:t>
             </w:r>
           </w:p>
         </w:tc>
@@ -834,12 +854,12 @@
           <w:p>
             <w:pPr>
               <w:rPr>
-                <w:rFonts w:ascii="Aptos" w:hAnsi="Aptos" w:cs="Calibri"/>
+                <w:rFonts w:ascii="Calibri" w:hAnsi="Calibri" w:cs="Calibri"/>
               </w:rPr>
             </w:pPr>
             <w:r>
               <w:rPr>
-                <w:rFonts w:ascii="Aptos" w:hAnsi="Aptos" w:cs="Calibri"/>
+                <w:rFonts w:ascii="Calibri" w:hAnsi="Calibri" w:cs="Calibri"/>
               </w:rPr>
               <w:t>Kylie Afable</w:t>
             </w:r>
@@ -859,7 +879,13 @@
               <w:rPr>
                 <w:rFonts w:ascii="Calibri" w:hAnsi="Calibri" w:cs="Calibri"/>
               </w:rPr>
-              <w:t>Team Member</w:t>
+              <w:t>Project</w:t>
+            </w:r>
+            <w:r>
+              <w:rPr>
+                <w:rFonts w:ascii="Calibri" w:hAnsi="Calibri" w:cs="Calibri"/>
+              </w:rPr>
+              <w:t xml:space="preserve"> Member</w:t>
             </w:r>
           </w:p>
         </w:tc>
@@ -877,7 +903,7 @@
             </w:pPr>
             <w:r>
               <w:rPr>
-                <w:rFonts w:ascii="Aptos" w:hAnsi="Aptos"/>
+                <w:rFonts w:ascii="Calibri" w:hAnsi="Calibri" w:cs="Calibri"/>
               </w:rPr>
               <w:t>Daniel Vaipulu</w:t>
             </w:r>
@@ -897,7 +923,19 @@
               <w:rPr>
                 <w:rFonts w:ascii="Calibri" w:hAnsi="Calibri" w:cs="Calibri"/>
               </w:rPr>
-              <w:t>Team Member</w:t>
+              <w:t>Project</w:t>
+            </w:r>
+            <w:r>
+              <w:rPr>
+                <w:rFonts w:ascii="Calibri" w:hAnsi="Calibri" w:cs="Calibri"/>
+              </w:rPr>
+              <w:t xml:space="preserve"> </w:t>
+            </w:r>
+            <w:r>
+              <w:rPr>
+                <w:rFonts w:ascii="Calibri" w:hAnsi="Calibri" w:cs="Calibri"/>
+              </w:rPr>
+              <w:t>Mentor</w:t>
             </w:r>
           </w:p>
         </w:tc>
@@ -915,7 +953,7 @@
             </w:pPr>
             <w:r>
               <w:rPr>
-                <w:rFonts w:ascii="Aptos" w:hAnsi="Aptos"/>
+                <w:rFonts w:ascii="Calibri" w:hAnsi="Calibri" w:cs="Calibri"/>
               </w:rPr>
               <w:t>Raymond Lutui</w:t>
             </w:r>
@@ -976,12 +1014,16 @@
             <w:pPr>
               <w:rPr>
                 <w:rFonts w:ascii="Calibri" w:hAnsi="Calibri" w:cs="Calibri"/>
+                <w:b/>
+                <w:bCs/>
                 <w:i/>
               </w:rPr>
             </w:pPr>
             <w:r>
               <w:rPr>
                 <w:rFonts w:ascii="Calibri" w:hAnsi="Calibri" w:cs="Calibri"/>
+                <w:b/>
+                <w:bCs/>
                 <w:i/>
               </w:rPr>
               <w:t>Names</w:t>
@@ -997,12 +1039,16 @@
             <w:pPr>
               <w:rPr>
                 <w:rFonts w:ascii="Calibri" w:hAnsi="Calibri" w:cs="Calibri"/>
+                <w:b/>
+                <w:bCs/>
                 <w:i/>
               </w:rPr>
             </w:pPr>
             <w:r>
               <w:rPr>
                 <w:rFonts w:ascii="Calibri" w:hAnsi="Calibri" w:cs="Calibri"/>
+                <w:b/>
+                <w:bCs/>
                 <w:i/>
               </w:rPr>
               <w:t>Representing</w:t>
@@ -1018,7 +1064,7 @@
           <w:p>
             <w:pPr>
               <w:rPr>
-                <w:rFonts w:ascii="Aptos" w:hAnsi="Aptos"/>
+                <w:rFonts w:ascii="Calibri" w:hAnsi="Calibri" w:cs="Calibri"/>
               </w:rPr>
             </w:pPr>
           </w:p>
@@ -1115,13 +1161,12 @@
               </w:rPr>
               <w:t xml:space="preserve">Charmi </w:t>
             </w:r>
-          </w:p>
-          <w:p>
-            <w:pPr>
-              <w:rPr>
-                <w:rFonts w:ascii="Calibri" w:hAnsi="Calibri" w:cs="Calibri"/>
-              </w:rPr>
-            </w:pPr>
+            <w:r>
+              <w:rPr>
+                <w:rFonts w:ascii="Calibri" w:hAnsi="Calibri" w:cs="Calibri"/>
+              </w:rPr>
+              <w:t>Patel</w:t>
+            </w:r>
           </w:p>
         </w:tc>
         <w:tc>
@@ -1139,15 +1184,14 @@
               <w:rPr>
                 <w:rFonts w:ascii="Calibri" w:hAnsi="Calibri" w:cs="Calibri"/>
               </w:rPr>
-              <w:t>Minutes circulation to: All Team members</w:t>
+              <w:t xml:space="preserve">Minutes circulation to: </w:t>
             </w:r>
-          </w:p>
-          <w:p>
-            <w:pPr>
-              <w:rPr>
-                <w:rFonts w:ascii="Calibri" w:hAnsi="Calibri" w:cs="Calibri"/>
-              </w:rPr>
-            </w:pPr>
+            <w:r>
+              <w:rPr>
+                <w:rFonts w:ascii="Calibri" w:hAnsi="Calibri" w:cs="Calibri"/>
+              </w:rPr>
+              <w:t>Project Team</w:t>
+            </w:r>
           </w:p>
         </w:tc>
       </w:tr>
@@ -1156,6 +1200,7 @@
       <w:pPr>
         <w:rPr>
           <w:rFonts w:ascii="Calibri" w:hAnsi="Calibri" w:cs="Calibri"/>
+          <w:b/>
         </w:rPr>
       </w:pPr>
     </w:p>
@@ -1166,6 +1211,13 @@
           <w:b/>
         </w:rPr>
       </w:pPr>
+      <w:r>
+        <w:rPr>
+          <w:rFonts w:ascii="Calibri" w:hAnsi="Calibri" w:cs="Calibri"/>
+          <w:b/>
+        </w:rPr>
+        <w:br w:type="page"/>
+      </w:r>
     </w:p>
     <w:p>
       <w:pPr>
@@ -1180,6 +1232,7 @@
           <w:rFonts w:ascii="Calibri" w:hAnsi="Calibri" w:cs="Calibri"/>
           <w:b/>
         </w:rPr>
+        <w:lastRenderedPageBreak/>
         <w:t>Agenda</w:t>
       </w:r>
     </w:p>
@@ -1192,7 +1245,7 @@
     </w:p>
     <w:tbl>
       <w:tblPr>
-        <w:tblW w:w="9990" w:type="dxa"/>
+        <w:tblW w:w="9810" w:type="dxa"/>
         <w:tblInd w:w="108" w:type="dxa"/>
         <w:tblBorders>
           <w:top w:val="single" w:sz="4" w:space="0" w:color="auto"/>
@@ -1208,17 +1261,12 @@
         <w:gridCol w:w="536"/>
         <w:gridCol w:w="6317"/>
         <w:gridCol w:w="1271"/>
-        <w:gridCol w:w="1755"/>
-        <w:gridCol w:w="111"/>
+        <w:gridCol w:w="1686"/>
       </w:tblGrid>
       <w:tr>
-        <w:trPr>
-          <w:gridAfter w:val="1"/>
-          <w:wAfter w:w="113" w:type="dxa"/>
-        </w:trPr>
         <w:tc>
           <w:tcPr>
-            <w:tcW w:w="540" w:type="dxa"/>
+            <w:tcW w:w="536" w:type="dxa"/>
             <w:shd w:val="clear" w:color="auto" w:fill="D9D9D9"/>
             <w:vAlign w:val="center"/>
           </w:tcPr>
@@ -1240,7 +1288,7 @@
         </w:tc>
         <w:tc>
           <w:tcPr>
-            <w:tcW w:w="6406" w:type="dxa"/>
+            <w:tcW w:w="6317" w:type="dxa"/>
             <w:shd w:val="clear" w:color="auto" w:fill="D9D9D9"/>
             <w:vAlign w:val="center"/>
           </w:tcPr>
@@ -1262,7 +1310,7 @@
         </w:tc>
         <w:tc>
           <w:tcPr>
-            <w:tcW w:w="1276" w:type="dxa"/>
+            <w:tcW w:w="1271" w:type="dxa"/>
             <w:shd w:val="clear" w:color="auto" w:fill="D9D9D9"/>
             <w:vAlign w:val="center"/>
           </w:tcPr>
@@ -1284,7 +1332,7 @@
         </w:tc>
         <w:tc>
           <w:tcPr>
-            <w:tcW w:w="1768" w:type="dxa"/>
+            <w:tcW w:w="1686" w:type="dxa"/>
             <w:shd w:val="clear" w:color="auto" w:fill="D9D9D9"/>
             <w:vAlign w:val="center"/>
           </w:tcPr>
@@ -1308,7 +1356,7 @@
       <w:tr>
         <w:tc>
           <w:tcPr>
-            <w:tcW w:w="540" w:type="dxa"/>
+            <w:tcW w:w="536" w:type="dxa"/>
             <w:vAlign w:val="center"/>
           </w:tcPr>
           <w:p>
@@ -1326,7 +1374,7 @@
         </w:tc>
         <w:tc>
           <w:tcPr>
-            <w:tcW w:w="6406" w:type="dxa"/>
+            <w:tcW w:w="6317" w:type="dxa"/>
             <w:vAlign w:val="center"/>
           </w:tcPr>
           <w:p>
@@ -1345,7 +1393,7 @@
         </w:tc>
         <w:tc>
           <w:tcPr>
-            <w:tcW w:w="1276" w:type="dxa"/>
+            <w:tcW w:w="1271" w:type="dxa"/>
             <w:vAlign w:val="center"/>
           </w:tcPr>
           <w:p>
@@ -1364,8 +1412,7 @@
         </w:tc>
         <w:tc>
           <w:tcPr>
-            <w:tcW w:w="1768" w:type="dxa"/>
-            <w:gridSpan w:val="2"/>
+            <w:tcW w:w="1686" w:type="dxa"/>
             <w:vAlign w:val="center"/>
           </w:tcPr>
           <w:p>
@@ -1386,7 +1433,7 @@
       <w:tr>
         <w:tc>
           <w:tcPr>
-            <w:tcW w:w="540" w:type="dxa"/>
+            <w:tcW w:w="536" w:type="dxa"/>
             <w:vAlign w:val="center"/>
           </w:tcPr>
           <w:p>
@@ -1404,12 +1451,15 @@
         </w:tc>
         <w:tc>
           <w:tcPr>
-            <w:tcW w:w="6406" w:type="dxa"/>
+            <w:tcW w:w="6317" w:type="dxa"/>
             <w:vAlign w:val="center"/>
           </w:tcPr>
           <w:p>
             <w:pPr>
               <w:spacing w:line="259" w:lineRule="auto"/>
+              <w:rPr>
+                <w:rFonts w:ascii="Calibri" w:hAnsi="Calibri" w:cs="Calibri"/>
+              </w:rPr>
             </w:pPr>
             <w:r>
               <w:rPr>
@@ -1421,7 +1471,7 @@
         </w:tc>
         <w:tc>
           <w:tcPr>
-            <w:tcW w:w="1276" w:type="dxa"/>
+            <w:tcW w:w="1271" w:type="dxa"/>
             <w:vAlign w:val="center"/>
           </w:tcPr>
           <w:p>
@@ -1440,8 +1490,7 @@
         </w:tc>
         <w:tc>
           <w:tcPr>
-            <w:tcW w:w="1768" w:type="dxa"/>
-            <w:gridSpan w:val="2"/>
+            <w:tcW w:w="1686" w:type="dxa"/>
             <w:vAlign w:val="center"/>
           </w:tcPr>
           <w:p>
@@ -1462,7 +1511,7 @@
       <w:tr>
         <w:tc>
           <w:tcPr>
-            <w:tcW w:w="540" w:type="dxa"/>
+            <w:tcW w:w="536" w:type="dxa"/>
             <w:vAlign w:val="center"/>
           </w:tcPr>
           <w:p>
@@ -1480,7 +1529,7 @@
         </w:tc>
         <w:tc>
           <w:tcPr>
-            <w:tcW w:w="6406" w:type="dxa"/>
+            <w:tcW w:w="6317" w:type="dxa"/>
             <w:vAlign w:val="center"/>
           </w:tcPr>
           <w:p>
@@ -1499,7 +1548,7 @@
         </w:tc>
         <w:tc>
           <w:tcPr>
-            <w:tcW w:w="1276" w:type="dxa"/>
+            <w:tcW w:w="1271" w:type="dxa"/>
             <w:vAlign w:val="center"/>
           </w:tcPr>
           <w:p>
@@ -1518,8 +1567,7 @@
         </w:tc>
         <w:tc>
           <w:tcPr>
-            <w:tcW w:w="1768" w:type="dxa"/>
-            <w:gridSpan w:val="2"/>
+            <w:tcW w:w="1686" w:type="dxa"/>
             <w:vAlign w:val="center"/>
           </w:tcPr>
           <w:p>
@@ -1540,7 +1588,7 @@
       <w:tr>
         <w:tc>
           <w:tcPr>
-            <w:tcW w:w="540" w:type="dxa"/>
+            <w:tcW w:w="536" w:type="dxa"/>
             <w:vAlign w:val="center"/>
           </w:tcPr>
           <w:p>
@@ -1558,7 +1606,7 @@
         </w:tc>
         <w:tc>
           <w:tcPr>
-            <w:tcW w:w="6406" w:type="dxa"/>
+            <w:tcW w:w="6317" w:type="dxa"/>
             <w:vAlign w:val="center"/>
           </w:tcPr>
           <w:p>
@@ -1577,7 +1625,7 @@
         </w:tc>
         <w:tc>
           <w:tcPr>
-            <w:tcW w:w="1276" w:type="dxa"/>
+            <w:tcW w:w="1271" w:type="dxa"/>
             <w:vAlign w:val="center"/>
           </w:tcPr>
           <w:p>
@@ -1596,8 +1644,7 @@
         </w:tc>
         <w:tc>
           <w:tcPr>
-            <w:tcW w:w="1768" w:type="dxa"/>
-            <w:gridSpan w:val="2"/>
+            <w:tcW w:w="1686" w:type="dxa"/>
             <w:vAlign w:val="center"/>
           </w:tcPr>
           <w:p>
@@ -1618,7 +1665,7 @@
       <w:tr>
         <w:tc>
           <w:tcPr>
-            <w:tcW w:w="540" w:type="dxa"/>
+            <w:tcW w:w="536" w:type="dxa"/>
             <w:vAlign w:val="center"/>
           </w:tcPr>
           <w:p>
@@ -1636,7 +1683,7 @@
         </w:tc>
         <w:tc>
           <w:tcPr>
-            <w:tcW w:w="6406" w:type="dxa"/>
+            <w:tcW w:w="6317" w:type="dxa"/>
             <w:vAlign w:val="center"/>
           </w:tcPr>
           <w:p>
@@ -1655,7 +1702,7 @@
         </w:tc>
         <w:tc>
           <w:tcPr>
-            <w:tcW w:w="1276" w:type="dxa"/>
+            <w:tcW w:w="1271" w:type="dxa"/>
             <w:vAlign w:val="center"/>
           </w:tcPr>
           <w:p>
@@ -1674,8 +1721,7 @@
         </w:tc>
         <w:tc>
           <w:tcPr>
-            <w:tcW w:w="1768" w:type="dxa"/>
-            <w:gridSpan w:val="2"/>
+            <w:tcW w:w="1686" w:type="dxa"/>
             <w:vAlign w:val="center"/>
           </w:tcPr>
           <w:p>
@@ -1696,7 +1742,7 @@
       <w:tr>
         <w:tc>
           <w:tcPr>
-            <w:tcW w:w="540" w:type="dxa"/>
+            <w:tcW w:w="536" w:type="dxa"/>
             <w:vAlign w:val="center"/>
           </w:tcPr>
           <w:p>
@@ -1714,7 +1760,7 @@
         </w:tc>
         <w:tc>
           <w:tcPr>
-            <w:tcW w:w="6406" w:type="dxa"/>
+            <w:tcW w:w="6317" w:type="dxa"/>
             <w:vAlign w:val="center"/>
           </w:tcPr>
           <w:p>
@@ -1733,7 +1779,7 @@
         </w:tc>
         <w:tc>
           <w:tcPr>
-            <w:tcW w:w="1276" w:type="dxa"/>
+            <w:tcW w:w="1271" w:type="dxa"/>
             <w:vAlign w:val="center"/>
           </w:tcPr>
           <w:p>
@@ -1752,8 +1798,7 @@
         </w:tc>
         <w:tc>
           <w:tcPr>
-            <w:tcW w:w="1768" w:type="dxa"/>
-            <w:gridSpan w:val="2"/>
+            <w:tcW w:w="1686" w:type="dxa"/>
             <w:vAlign w:val="center"/>
           </w:tcPr>
           <w:p>
@@ -1804,7 +1849,7 @@
     </w:p>
     <w:tbl>
       <w:tblPr>
-        <w:tblW w:w="9990" w:type="dxa"/>
+        <w:tblW w:w="9810" w:type="dxa"/>
         <w:tblInd w:w="108" w:type="dxa"/>
         <w:tblBorders>
           <w:top w:val="single" w:sz="4" w:space="0" w:color="auto"/>
@@ -1819,8 +1864,8 @@
       <w:tblGrid>
         <w:gridCol w:w="540"/>
         <w:gridCol w:w="5400"/>
-        <w:gridCol w:w="1530"/>
-        <w:gridCol w:w="2520"/>
+        <w:gridCol w:w="1460"/>
+        <w:gridCol w:w="2410"/>
       </w:tblGrid>
       <w:tr>
         <w:tc>
@@ -1867,7 +1912,7 @@
         </w:tc>
         <w:tc>
           <w:tcPr>
-            <w:tcW w:w="1530" w:type="dxa"/>
+            <w:tcW w:w="1460" w:type="dxa"/>
             <w:shd w:val="clear" w:color="auto" w:fill="D9D9D9"/>
           </w:tcPr>
           <w:p>
@@ -1888,7 +1933,7 @@
         </w:tc>
         <w:tc>
           <w:tcPr>
-            <w:tcW w:w="2520" w:type="dxa"/>
+            <w:tcW w:w="2410" w:type="dxa"/>
             <w:shd w:val="clear" w:color="auto" w:fill="D9D9D9"/>
           </w:tcPr>
           <w:p>
@@ -1942,7 +1987,7 @@
         </w:tc>
         <w:tc>
           <w:tcPr>
-            <w:tcW w:w="1530" w:type="dxa"/>
+            <w:tcW w:w="1460" w:type="dxa"/>
             <w:vAlign w:val="center"/>
           </w:tcPr>
           <w:p>
@@ -1955,7 +2000,7 @@
         </w:tc>
         <w:tc>
           <w:tcPr>
-            <w:tcW w:w="2520" w:type="dxa"/>
+            <w:tcW w:w="2410" w:type="dxa"/>
             <w:vAlign w:val="center"/>
           </w:tcPr>
           <w:p>
@@ -1999,16 +2044,9 @@
         </w:rPr>
       </w:pPr>
     </w:p>
-    <w:p>
-      <w:pPr>
-        <w:rPr>
-          <w:rFonts w:ascii="Calibri" w:hAnsi="Calibri" w:cs="Calibri"/>
-        </w:rPr>
-      </w:pPr>
-    </w:p>
     <w:tbl>
       <w:tblPr>
-        <w:tblW w:w="9990" w:type="dxa"/>
+        <w:tblW w:w="9810" w:type="dxa"/>
         <w:tblInd w:w="108" w:type="dxa"/>
         <w:tblBorders>
           <w:top w:val="single" w:sz="4" w:space="0" w:color="auto"/>
@@ -2022,7 +2060,7 @@
       </w:tblPr>
       <w:tblGrid>
         <w:gridCol w:w="540"/>
-        <w:gridCol w:w="9450"/>
+        <w:gridCol w:w="9270"/>
       </w:tblGrid>
       <w:tr>
         <w:tc>
@@ -2049,7 +2087,7 @@
         </w:tc>
         <w:tc>
           <w:tcPr>
-            <w:tcW w:w="9450" w:type="dxa"/>
+            <w:tcW w:w="9270" w:type="dxa"/>
             <w:shd w:val="clear" w:color="auto" w:fill="D1D1D1"/>
             <w:vAlign w:val="center"/>
           </w:tcPr>
@@ -2102,7 +2140,7 @@
         </w:tc>
         <w:tc>
           <w:tcPr>
-            <w:tcW w:w="9450" w:type="dxa"/>
+            <w:tcW w:w="9270" w:type="dxa"/>
             <w:vAlign w:val="center"/>
           </w:tcPr>
           <w:p>
@@ -2121,6 +2159,10 @@
           <w:p>
             <w:pPr>
               <w:pStyle w:val="ListParagraph"/>
+              <w:numPr>
+                <w:ilvl w:val="0"/>
+                <w:numId w:val="33"/>
+              </w:numPr>
               <w:rPr>
                 <w:rFonts w:ascii="Calibri" w:hAnsi="Calibri" w:cs="Calibri"/>
               </w:rPr>
@@ -2129,12 +2171,16 @@
               <w:rPr>
                 <w:rFonts w:ascii="Calibri" w:hAnsi="Calibri" w:cs="Calibri"/>
               </w:rPr>
-              <w:t>Verified A2 Poster Graphs:  There will be five graphs.</w:t>
+              <w:t>Verified A2 Poster Graphs: There will be five graphs.</w:t>
             </w:r>
           </w:p>
           <w:p>
             <w:pPr>
               <w:pStyle w:val="ListParagraph"/>
+              <w:numPr>
+                <w:ilvl w:val="0"/>
+                <w:numId w:val="33"/>
+              </w:numPr>
               <w:rPr>
                 <w:rFonts w:ascii="Calibri" w:hAnsi="Calibri" w:cs="Calibri"/>
               </w:rPr>
@@ -2143,12 +2189,16 @@
               <w:rPr>
                 <w:rFonts w:ascii="Calibri" w:hAnsi="Calibri" w:cs="Calibri"/>
               </w:rPr>
-              <w:t xml:space="preserve"> Fedora data and graphs are good, displaying patterns that are comparable to Ubuntu's.</w:t>
+              <w:t>Fedora data and graphs are good, displaying patterns that are comparable to Ubuntu's.</w:t>
             </w:r>
           </w:p>
           <w:p>
             <w:pPr>
               <w:pStyle w:val="ListParagraph"/>
+              <w:numPr>
+                <w:ilvl w:val="0"/>
+                <w:numId w:val="33"/>
+              </w:numPr>
               <w:rPr>
                 <w:rFonts w:ascii="Calibri" w:hAnsi="Calibri" w:cs="Calibri"/>
               </w:rPr>
@@ -2157,13 +2207,7 @@
               <w:rPr>
                 <w:rFonts w:ascii="Calibri" w:hAnsi="Calibri" w:cs="Calibri"/>
               </w:rPr>
-              <w:t>Act</w:t>
-            </w:r>
-            <w:r>
-              <w:rPr>
-                <w:rFonts w:ascii="Calibri" w:hAnsi="Calibri" w:cs="Calibri"/>
-              </w:rPr>
-              <w:t>: Keep graphing Fedora and Ubuntu statistics.</w:t>
+              <w:t>Keep graphing Fedora and Ubuntu statistics.</w:t>
             </w:r>
           </w:p>
         </w:tc>
@@ -2189,7 +2233,7 @@
         </w:tc>
         <w:tc>
           <w:tcPr>
-            <w:tcW w:w="9450" w:type="dxa"/>
+            <w:tcW w:w="9270" w:type="dxa"/>
             <w:vAlign w:val="center"/>
           </w:tcPr>
           <w:p>
@@ -2241,21 +2285,7 @@
               <w:rPr>
                 <w:rFonts w:ascii="Calibri" w:hAnsi="Calibri" w:cs="Calibri"/>
               </w:rPr>
-              <w:t xml:space="preserve"> The size of the graph should be sufficient to display </w:t>
-            </w:r>
-            <w:proofErr w:type="gramStart"/>
-            <w:r>
-              <w:rPr>
-                <w:rFonts w:ascii="Calibri" w:hAnsi="Calibri" w:cs="Calibri"/>
-              </w:rPr>
-              <w:t>all of</w:t>
-            </w:r>
-            <w:proofErr w:type="gramEnd"/>
-            <w:r>
-              <w:rPr>
-                <w:rFonts w:ascii="Calibri" w:hAnsi="Calibri" w:cs="Calibri"/>
-              </w:rPr>
-              <w:t xml:space="preserve"> the data.</w:t>
+              <w:t xml:space="preserve"> The size of the graph should be sufficient to display all of the data.</w:t>
             </w:r>
           </w:p>
         </w:tc>
@@ -2281,7 +2311,7 @@
         </w:tc>
         <w:tc>
           <w:tcPr>
-            <w:tcW w:w="9450" w:type="dxa"/>
+            <w:tcW w:w="9270" w:type="dxa"/>
             <w:vAlign w:val="center"/>
           </w:tcPr>
           <w:p>
@@ -2300,15 +2330,8 @@
               <w:rPr>
                 <w:rFonts w:ascii="Calibri" w:hAnsi="Calibri" w:cs="Calibri"/>
               </w:rPr>
-              <w:t>:</w:t>
+              <w:t xml:space="preserve">: </w:t>
             </w:r>
-          </w:p>
-          <w:p>
-            <w:pPr>
-              <w:rPr>
-                <w:rFonts w:ascii="Calibri" w:hAnsi="Calibri" w:cs="Calibri"/>
-              </w:rPr>
-            </w:pPr>
             <w:r>
               <w:rPr>
                 <w:rFonts w:ascii="Calibri" w:hAnsi="Calibri" w:cs="Calibri"/>
@@ -2328,13 +2351,6 @@
               </w:rPr>
               <w:t>Assigned: Charmi and Kylie.</w:t>
             </w:r>
-          </w:p>
-          <w:p>
-            <w:pPr>
-              <w:rPr>
-                <w:rFonts w:ascii="Calibri" w:hAnsi="Calibri" w:cs="Calibri"/>
-              </w:rPr>
-            </w:pPr>
           </w:p>
         </w:tc>
       </w:tr>
@@ -2359,7 +2375,7 @@
         </w:tc>
         <w:tc>
           <w:tcPr>
-            <w:tcW w:w="9450" w:type="dxa"/>
+            <w:tcW w:w="9270" w:type="dxa"/>
             <w:vAlign w:val="center"/>
           </w:tcPr>
           <w:p>
@@ -2372,13 +2388,7 @@
               <w:rPr>
                 <w:rFonts w:ascii="Calibri" w:hAnsi="Calibri" w:cs="Calibri"/>
               </w:rPr>
-              <w:t>Evaluation Runs</w:t>
-            </w:r>
-            <w:r>
-              <w:rPr>
-                <w:rFonts w:ascii="Calibri" w:hAnsi="Calibri" w:cs="Calibri"/>
-              </w:rPr>
-              <w:t>:</w:t>
+              <w:t>Evaluation Runs:</w:t>
             </w:r>
           </w:p>
           <w:p>
@@ -2391,29 +2401,7 @@
               <w:rPr>
                 <w:rFonts w:ascii="Calibri" w:hAnsi="Calibri" w:cs="Calibri"/>
               </w:rPr>
-              <w:lastRenderedPageBreak/>
-              <w:t xml:space="preserve"> </w:t>
-            </w:r>
-            <w:r>
-              <w:rPr>
-                <w:rFonts w:ascii="Calibri" w:hAnsi="Calibri" w:cs="Calibri"/>
-              </w:rPr>
-              <w:t>As per client request, f</w:t>
-            </w:r>
-            <w:r>
-              <w:rPr>
-                <w:rFonts w:ascii="Calibri" w:hAnsi="Calibri" w:cs="Calibri"/>
-              </w:rPr>
-              <w:t>ive evaluation runs will be carried out</w:t>
-            </w:r>
-            <w:r>
-              <w:t xml:space="preserve"> </w:t>
-            </w:r>
-            <w:r>
-              <w:rPr>
-                <w:rFonts w:ascii="Calibri" w:hAnsi="Calibri" w:cs="Calibri"/>
-              </w:rPr>
-              <w:t>to ensure reliable performance data.</w:t>
+              <w:t>As per client request, five evaluation runs will be carried out to ensure reliable performance data.</w:t>
             </w:r>
           </w:p>
           <w:p>
@@ -2426,27 +2414,7 @@
               <w:rPr>
                 <w:rFonts w:ascii="Calibri" w:hAnsi="Calibri" w:cs="Calibri"/>
               </w:rPr>
-              <w:t xml:space="preserve">Assigned to: </w:t>
-            </w:r>
-            <w:r>
-              <w:rPr>
-                <w:rFonts w:ascii="Calibri" w:hAnsi="Calibri" w:cs="Calibri"/>
-              </w:rPr>
-              <w:t xml:space="preserve">Charmi, Kylie, Nathan, </w:t>
-            </w:r>
-            <w:proofErr w:type="spellStart"/>
-            <w:r>
-              <w:rPr>
-                <w:rFonts w:ascii="Calibri" w:hAnsi="Calibri" w:cs="Calibri"/>
-              </w:rPr>
-              <w:t>Zaf</w:t>
-            </w:r>
-            <w:proofErr w:type="spellEnd"/>
-            <w:r>
-              <w:rPr>
-                <w:rFonts w:ascii="Calibri" w:hAnsi="Calibri" w:cs="Calibri"/>
-              </w:rPr>
-              <w:t xml:space="preserve">, and Larissa </w:t>
+              <w:t xml:space="preserve">Assigned to: Charmi, Kylie, Nathan, Zaf, and Larissa </w:t>
             </w:r>
           </w:p>
           <w:p>
@@ -2455,24 +2423,11 @@
                 <w:rFonts w:ascii="Calibri" w:hAnsi="Calibri" w:cs="Calibri"/>
               </w:rPr>
             </w:pPr>
-          </w:p>
-          <w:p>
-            <w:pPr>
-              <w:rPr>
-                <w:rFonts w:ascii="Calibri" w:hAnsi="Calibri" w:cs="Calibri"/>
-              </w:rPr>
-            </w:pPr>
             <w:r>
               <w:rPr>
                 <w:rFonts w:ascii="Calibri" w:hAnsi="Calibri" w:cs="Calibri"/>
               </w:rPr>
-              <w:t>Graphing Responsibilities</w:t>
-            </w:r>
-            <w:r>
-              <w:rPr>
-                <w:rFonts w:ascii="Calibri" w:hAnsi="Calibri" w:cs="Calibri"/>
-              </w:rPr>
-              <w:t>:</w:t>
+              <w:t>Graphing Responsibilities:</w:t>
             </w:r>
           </w:p>
           <w:p>
@@ -2485,19 +2440,13 @@
               <w:rPr>
                 <w:rFonts w:ascii="Calibri" w:hAnsi="Calibri" w:cs="Calibri"/>
               </w:rPr>
-              <w:t xml:space="preserve">The graphs will be made and checked </w:t>
+              <w:t>The graphs will be made and checked to ensure accuracy, clarity, and proper formatting for the A2 poster</w:t>
             </w:r>
             <w:r>
               <w:rPr>
                 <w:rFonts w:ascii="Calibri" w:hAnsi="Calibri" w:cs="Calibri"/>
               </w:rPr>
-              <w:t>t</w:t>
-            </w:r>
-            <w:r>
-              <w:rPr>
-                <w:rFonts w:ascii="Calibri" w:hAnsi="Calibri" w:cs="Calibri"/>
-              </w:rPr>
-              <w:t>o ensure accuracy, clarity, and proper formatting for the A2 poster</w:t>
+              <w:t>.</w:t>
             </w:r>
           </w:p>
           <w:p>
@@ -2510,41 +2459,14 @@
               <w:rPr>
                 <w:rFonts w:ascii="Calibri" w:hAnsi="Calibri" w:cs="Calibri"/>
               </w:rPr>
-              <w:t>Assigned</w:t>
+              <w:t>Assigned to: Win Phyo, Nathan, Larissa</w:t>
             </w:r>
-            <w:r>
-              <w:rPr>
-                <w:rFonts w:ascii="Calibri" w:hAnsi="Calibri" w:cs="Calibri"/>
-              </w:rPr>
-              <w:t xml:space="preserve"> to:</w:t>
-            </w:r>
-            <w:r>
-              <w:rPr>
-                <w:rFonts w:ascii="Calibri" w:hAnsi="Calibri" w:cs="Calibri"/>
-              </w:rPr>
-              <w:t xml:space="preserve"> Win Phyo, Nathan, Larissa.</w:t>
-            </w:r>
-          </w:p>
-          <w:p>
-            <w:pPr>
-              <w:rPr>
-                <w:rFonts w:ascii="Calibri" w:hAnsi="Calibri" w:cs="Calibri"/>
-              </w:rPr>
-            </w:pPr>
           </w:p>
         </w:tc>
       </w:tr>
     </w:tbl>
     <w:p>
       <w:pPr>
-        <w:rPr>
-          <w:rFonts w:ascii="Calibri" w:hAnsi="Calibri" w:cs="Calibri"/>
-          <w:b/>
-        </w:rPr>
-      </w:pPr>
-    </w:p>
-    <w:p>
-      <w:pPr>
         <w:jc w:val="center"/>
         <w:rPr>
           <w:rFonts w:ascii="Calibri" w:hAnsi="Calibri" w:cs="Calibri"/>
@@ -2556,6 +2478,7 @@
           <w:rFonts w:ascii="Calibri" w:hAnsi="Calibri" w:cs="Calibri"/>
           <w:b/>
         </w:rPr>
+        <w:lastRenderedPageBreak/>
         <w:t>Summary of Action Items</w:t>
       </w:r>
     </w:p>
@@ -2568,7 +2491,7 @@
     </w:p>
     <w:tbl>
       <w:tblPr>
-        <w:tblW w:w="9990" w:type="dxa"/>
+        <w:tblW w:w="9810" w:type="dxa"/>
         <w:tblInd w:w="108" w:type="dxa"/>
         <w:tblBorders>
           <w:top w:val="single" w:sz="4" w:space="0" w:color="auto"/>
@@ -2582,16 +2505,11 @@
       </w:tblPr>
       <w:tblGrid>
         <w:gridCol w:w="537"/>
-        <w:gridCol w:w="5324"/>
-        <w:gridCol w:w="1522"/>
-        <w:gridCol w:w="2496"/>
-        <w:gridCol w:w="111"/>
+        <w:gridCol w:w="4595"/>
+        <w:gridCol w:w="2251"/>
+        <w:gridCol w:w="2427"/>
       </w:tblGrid>
       <w:tr>
-        <w:trPr>
-          <w:gridAfter w:val="1"/>
-          <w:wAfter w:w="111" w:type="dxa"/>
-        </w:trPr>
         <w:tc>
           <w:tcPr>
             <w:tcW w:w="537" w:type="dxa"/>
@@ -2615,7 +2533,7 @@
         </w:tc>
         <w:tc>
           <w:tcPr>
-            <w:tcW w:w="5324" w:type="dxa"/>
+            <w:tcW w:w="4595" w:type="dxa"/>
             <w:shd w:val="clear" w:color="auto" w:fill="D9D9D9"/>
           </w:tcPr>
           <w:p>
@@ -2636,7 +2554,7 @@
         </w:tc>
         <w:tc>
           <w:tcPr>
-            <w:tcW w:w="1522" w:type="dxa"/>
+            <w:tcW w:w="2251" w:type="dxa"/>
             <w:shd w:val="clear" w:color="auto" w:fill="D9D9D9"/>
           </w:tcPr>
           <w:p>
@@ -2657,7 +2575,7 @@
         </w:tc>
         <w:tc>
           <w:tcPr>
-            <w:tcW w:w="2496" w:type="dxa"/>
+            <w:tcW w:w="2427" w:type="dxa"/>
             <w:shd w:val="clear" w:color="auto" w:fill="D9D9D9"/>
           </w:tcPr>
           <w:p>
@@ -2698,7 +2616,7 @@
         </w:tc>
         <w:tc>
           <w:tcPr>
-            <w:tcW w:w="5324" w:type="dxa"/>
+            <w:tcW w:w="4595" w:type="dxa"/>
             <w:vAlign w:val="center"/>
           </w:tcPr>
           <w:p>
@@ -2717,7 +2635,7 @@
         </w:tc>
         <w:tc>
           <w:tcPr>
-            <w:tcW w:w="1522" w:type="dxa"/>
+            <w:tcW w:w="2251" w:type="dxa"/>
             <w:vAlign w:val="center"/>
           </w:tcPr>
           <w:p>
@@ -2736,8 +2654,7 @@
         </w:tc>
         <w:tc>
           <w:tcPr>
-            <w:tcW w:w="2607" w:type="dxa"/>
-            <w:gridSpan w:val="2"/>
+            <w:tcW w:w="2427" w:type="dxa"/>
             <w:vAlign w:val="center"/>
           </w:tcPr>
           <w:p>
@@ -2746,6 +2663,12 @@
                 <w:rFonts w:ascii="Calibri" w:hAnsi="Calibri" w:cs="Calibri"/>
               </w:rPr>
             </w:pPr>
+            <w:r>
+              <w:rPr>
+                <w:rFonts w:ascii="Calibri" w:hAnsi="Calibri" w:cs="Calibri"/>
+              </w:rPr>
+              <w:t>28/10/2025</w:t>
+            </w:r>
           </w:p>
         </w:tc>
       </w:tr>
@@ -2774,7 +2697,7 @@
         </w:tc>
         <w:tc>
           <w:tcPr>
-            <w:tcW w:w="5324" w:type="dxa"/>
+            <w:tcW w:w="4595" w:type="dxa"/>
             <w:vAlign w:val="center"/>
           </w:tcPr>
           <w:p>
@@ -2793,7 +2716,7 @@
         </w:tc>
         <w:tc>
           <w:tcPr>
-            <w:tcW w:w="1522" w:type="dxa"/>
+            <w:tcW w:w="2251" w:type="dxa"/>
             <w:vAlign w:val="center"/>
           </w:tcPr>
           <w:p>
@@ -2806,14 +2729,13 @@
               <w:rPr>
                 <w:rFonts w:ascii="Calibri" w:hAnsi="Calibri" w:cs="Calibri"/>
               </w:rPr>
-              <w:t>Win Phyo, Nathan, Larissa</w:t>
+              <w:t>Win, Nathan, Larissa</w:t>
             </w:r>
           </w:p>
         </w:tc>
         <w:tc>
           <w:tcPr>
-            <w:tcW w:w="2607" w:type="dxa"/>
-            <w:gridSpan w:val="2"/>
+            <w:tcW w:w="2427" w:type="dxa"/>
             <w:vAlign w:val="center"/>
           </w:tcPr>
           <w:p>
@@ -2822,6 +2744,18 @@
                 <w:rFonts w:ascii="Calibri" w:hAnsi="Calibri" w:cs="Calibri"/>
               </w:rPr>
             </w:pPr>
+            <w:r>
+              <w:rPr>
+                <w:rFonts w:ascii="Calibri" w:hAnsi="Calibri" w:cs="Calibri"/>
+              </w:rPr>
+              <w:t>21/08</w:t>
+            </w:r>
+            <w:r>
+              <w:rPr>
+                <w:rFonts w:ascii="Calibri" w:hAnsi="Calibri" w:cs="Calibri"/>
+              </w:rPr>
+              <w:t>/2025</w:t>
+            </w:r>
           </w:p>
         </w:tc>
       </w:tr>
@@ -2850,7 +2784,7 @@
         </w:tc>
         <w:tc>
           <w:tcPr>
-            <w:tcW w:w="5324" w:type="dxa"/>
+            <w:tcW w:w="4595" w:type="dxa"/>
             <w:vAlign w:val="center"/>
           </w:tcPr>
           <w:p>
@@ -2866,18 +2800,29 @@
               <w:t>Documentation &amp; Poster</w:t>
             </w:r>
           </w:p>
+        </w:tc>
+        <w:tc>
+          <w:tcPr>
+            <w:tcW w:w="2251" w:type="dxa"/>
+            <w:vAlign w:val="center"/>
+          </w:tcPr>
           <w:p>
             <w:pPr>
-              <w:pStyle w:val="ListParagraph"/>
               <w:rPr>
                 <w:rFonts w:ascii="Calibri" w:hAnsi="Calibri" w:cs="Calibri"/>
               </w:rPr>
             </w:pPr>
+            <w:r>
+              <w:rPr>
+                <w:rFonts w:ascii="Calibri" w:hAnsi="Calibri" w:cs="Calibri"/>
+              </w:rPr>
+              <w:t>Thomas, Win, Zaf</w:t>
+            </w:r>
           </w:p>
         </w:tc>
         <w:tc>
           <w:tcPr>
-            <w:tcW w:w="1522" w:type="dxa"/>
+            <w:tcW w:w="2427" w:type="dxa"/>
             <w:vAlign w:val="center"/>
           </w:tcPr>
           <w:p>
@@ -2890,30 +2835,8 @@
               <w:rPr>
                 <w:rFonts w:ascii="Calibri" w:hAnsi="Calibri" w:cs="Calibri"/>
               </w:rPr>
-              <w:t xml:space="preserve">Thomas, Win Phyo, </w:t>
+              <w:t>28/10/2025</w:t>
             </w:r>
-            <w:proofErr w:type="spellStart"/>
-            <w:r>
-              <w:rPr>
-                <w:rFonts w:ascii="Calibri" w:hAnsi="Calibri" w:cs="Calibri"/>
-              </w:rPr>
-              <w:t>Zaf</w:t>
-            </w:r>
-            <w:proofErr w:type="spellEnd"/>
-          </w:p>
-        </w:tc>
-        <w:tc>
-          <w:tcPr>
-            <w:tcW w:w="2607" w:type="dxa"/>
-            <w:gridSpan w:val="2"/>
-            <w:vAlign w:val="center"/>
-          </w:tcPr>
-          <w:p>
-            <w:pPr>
-              <w:rPr>
-                <w:rFonts w:ascii="Calibri" w:hAnsi="Calibri" w:cs="Calibri"/>
-              </w:rPr>
-            </w:pPr>
           </w:p>
         </w:tc>
       </w:tr>
@@ -2942,7 +2865,7 @@
         </w:tc>
         <w:tc>
           <w:tcPr>
-            <w:tcW w:w="5324" w:type="dxa"/>
+            <w:tcW w:w="4595" w:type="dxa"/>
             <w:vAlign w:val="center"/>
           </w:tcPr>
           <w:p>
@@ -2967,7 +2890,7 @@
         </w:tc>
         <w:tc>
           <w:tcPr>
-            <w:tcW w:w="1522" w:type="dxa"/>
+            <w:tcW w:w="2251" w:type="dxa"/>
             <w:vAlign w:val="center"/>
           </w:tcPr>
           <w:p>
@@ -2986,8 +2909,7 @@
         </w:tc>
         <w:tc>
           <w:tcPr>
-            <w:tcW w:w="2607" w:type="dxa"/>
-            <w:gridSpan w:val="2"/>
+            <w:tcW w:w="2427" w:type="dxa"/>
             <w:vAlign w:val="center"/>
           </w:tcPr>
           <w:p>
@@ -2996,6 +2918,12 @@
                 <w:rFonts w:ascii="Calibri" w:hAnsi="Calibri" w:cs="Calibri"/>
               </w:rPr>
             </w:pPr>
+            <w:r>
+              <w:rPr>
+                <w:rFonts w:ascii="Calibri" w:hAnsi="Calibri" w:cs="Calibri"/>
+              </w:rPr>
+              <w:t>21/08/2025</w:t>
+            </w:r>
           </w:p>
         </w:tc>
       </w:tr>
@@ -3019,7 +2947,7 @@
           <w:rFonts w:ascii="Calibri" w:hAnsi="Calibri" w:cs="Calibri"/>
           <w:b/>
         </w:rPr>
-        <w:t>Next Client/ Mentor Meeting</w:t>
+        <w:t>Next Meeting</w:t>
       </w:r>
       <w:r>
         <w:rPr>
@@ -3039,7 +2967,7 @@
     </w:p>
     <w:tbl>
       <w:tblPr>
-        <w:tblW w:w="10199" w:type="dxa"/>
+        <w:tblW w:w="9810" w:type="dxa"/>
         <w:tblInd w:w="108" w:type="dxa"/>
         <w:tblBorders>
           <w:top w:val="single" w:sz="4" w:space="0" w:color="auto"/>
@@ -3054,11 +2982,11 @@
       <w:tblGrid>
         <w:gridCol w:w="551"/>
         <w:gridCol w:w="3951"/>
-        <w:gridCol w:w="5697"/>
+        <w:gridCol w:w="5308"/>
       </w:tblGrid>
       <w:tr>
         <w:trPr>
-          <w:trHeight w:val="577"/>
+          <w:trHeight w:val="289"/>
         </w:trPr>
         <w:tc>
           <w:tcPr>
@@ -3080,20 +3008,19 @@
                 <w:b/>
                 <w:bCs/>
               </w:rPr>
-              <w:t>Date: TBA</w:t>
+              <w:t xml:space="preserve">Date: </w:t>
             </w:r>
-          </w:p>
-          <w:p>
-            <w:pPr>
-              <w:rPr>
-                <w:rFonts w:ascii="Calibri" w:hAnsi="Calibri" w:cs="Calibri"/>
-              </w:rPr>
-            </w:pPr>
+            <w:r>
+              <w:rPr>
+                <w:rFonts w:ascii="Calibri" w:hAnsi="Calibri" w:cs="Calibri"/>
+              </w:rPr>
+              <w:t>04/09/2025</w:t>
+            </w:r>
           </w:p>
         </w:tc>
         <w:tc>
           <w:tcPr>
-            <w:tcW w:w="5697" w:type="dxa"/>
+            <w:tcW w:w="5308" w:type="dxa"/>
             <w:vAlign w:val="center"/>
           </w:tcPr>
           <w:p>
@@ -3110,15 +3037,14 @@
                 <w:b/>
                 <w:bCs/>
               </w:rPr>
-              <w:t>Time: TBA</w:t>
+              <w:t xml:space="preserve">Time: </w:t>
             </w:r>
-          </w:p>
-          <w:p>
-            <w:pPr>
-              <w:rPr>
-                <w:rFonts w:ascii="Calibri" w:hAnsi="Calibri" w:cs="Calibri"/>
-              </w:rPr>
-            </w:pPr>
+            <w:r>
+              <w:rPr>
+                <w:rFonts w:ascii="Calibri" w:hAnsi="Calibri" w:cs="Calibri"/>
+              </w:rPr>
+              <w:t>1:30pm</w:t>
+            </w:r>
           </w:p>
         </w:tc>
       </w:tr>
@@ -3128,7 +3054,7 @@
         </w:trPr>
         <w:tc>
           <w:tcPr>
-            <w:tcW w:w="10199" w:type="dxa"/>
+            <w:tcW w:w="9810" w:type="dxa"/>
             <w:gridSpan w:val="3"/>
             <w:vAlign w:val="center"/>
           </w:tcPr>
@@ -3173,7 +3099,7 @@
         </w:tc>
         <w:tc>
           <w:tcPr>
-            <w:tcW w:w="9648" w:type="dxa"/>
+            <w:tcW w:w="9259" w:type="dxa"/>
             <w:gridSpan w:val="2"/>
             <w:vAlign w:val="center"/>
           </w:tcPr>
@@ -3189,107 +3115,6 @@
               </w:rPr>
               <w:t>Update on Kali testing</w:t>
             </w:r>
-          </w:p>
-        </w:tc>
-      </w:tr>
-      <w:tr>
-        <w:trPr>
-          <w:trHeight w:val="69"/>
-        </w:trPr>
-        <w:tc>
-          <w:tcPr>
-            <w:tcW w:w="551" w:type="dxa"/>
-            <w:vAlign w:val="center"/>
-          </w:tcPr>
-          <w:p>
-            <w:pPr>
-              <w:numPr>
-                <w:ilvl w:val="0"/>
-                <w:numId w:val="19"/>
-              </w:numPr>
-              <w:ind w:left="252" w:hanging="208"/>
-              <w:rPr>
-                <w:rFonts w:ascii="Calibri" w:hAnsi="Calibri" w:cs="Calibri"/>
-              </w:rPr>
-            </w:pPr>
-          </w:p>
-        </w:tc>
-        <w:tc>
-          <w:tcPr>
-            <w:tcW w:w="9648" w:type="dxa"/>
-            <w:gridSpan w:val="2"/>
-            <w:vAlign w:val="center"/>
-          </w:tcPr>
-          <w:p>
-            <w:pPr>
-              <w:rPr>
-                <w:rFonts w:ascii="Calibri" w:hAnsi="Calibri" w:cs="Calibri"/>
-              </w:rPr>
-            </w:pPr>
-          </w:p>
-        </w:tc>
-      </w:tr>
-      <w:tr>
-        <w:trPr>
-          <w:trHeight w:val="281"/>
-        </w:trPr>
-        <w:tc>
-          <w:tcPr>
-            <w:tcW w:w="10199" w:type="dxa"/>
-            <w:gridSpan w:val="3"/>
-            <w:vAlign w:val="center"/>
-          </w:tcPr>
-          <w:p>
-            <w:pPr>
-              <w:rPr>
-                <w:rFonts w:ascii="Calibri" w:hAnsi="Calibri" w:cs="Calibri"/>
-                <w:i/>
-              </w:rPr>
-            </w:pPr>
-            <w:r>
-              <w:rPr>
-                <w:rFonts w:ascii="Calibri" w:hAnsi="Calibri" w:cs="Calibri"/>
-                <w:i/>
-              </w:rPr>
-              <w:t>Action Items to be discussed in the next meeting:</w:t>
-            </w:r>
-          </w:p>
-        </w:tc>
-      </w:tr>
-      <w:tr>
-        <w:trPr>
-          <w:trHeight w:val="281"/>
-        </w:trPr>
-        <w:tc>
-          <w:tcPr>
-            <w:tcW w:w="551" w:type="dxa"/>
-            <w:vAlign w:val="center"/>
-          </w:tcPr>
-          <w:p>
-            <w:pPr>
-              <w:numPr>
-                <w:ilvl w:val="0"/>
-                <w:numId w:val="24"/>
-              </w:numPr>
-              <w:ind w:left="245" w:hanging="202"/>
-              <w:rPr>
-                <w:rFonts w:ascii="Calibri" w:hAnsi="Calibri" w:cs="Calibri"/>
-              </w:rPr>
-            </w:pPr>
-          </w:p>
-        </w:tc>
-        <w:tc>
-          <w:tcPr>
-            <w:tcW w:w="9648" w:type="dxa"/>
-            <w:gridSpan w:val="2"/>
-            <w:vAlign w:val="center"/>
-          </w:tcPr>
-          <w:p>
-            <w:pPr>
-              <w:rPr>
-                <w:rFonts w:ascii="Calibri" w:hAnsi="Calibri" w:cs="Calibri"/>
-              </w:rPr>
-            </w:pPr>
           </w:p>
         </w:tc>
       </w:tr>
@@ -3499,17 +3324,18 @@
 <w:hdr xmlns:wpc="http://schemas.microsoft.com/office/word/2010/wordprocessingCanvas" xmlns:cx="http://schemas.microsoft.com/office/drawing/2014/chartex" xmlns:cx1="http://schemas.microsoft.com/office/drawing/2015/9/8/chartex" xmlns:cx2="http://schemas.microsoft.com/office/drawing/2015/10/21/chartex" xmlns:cx3="http://schemas.microsoft.com/office/drawing/2016/5/9/chartex" xmlns:cx4="http://schemas.microsoft.com/office/drawing/2016/5/10/chartex" xmlns:cx5="http://schemas.microsoft.com/office/drawing/2016/5/11/chartex" xmlns:cx6="http://schemas.microsoft.com/office/drawing/2016/5/12/chartex" xmlns:cx7="http://schemas.microsoft.com/office/drawing/2016/5/13/chartex" xmlns:cx8="http://schemas.microsoft.com/office/drawing/2016/5/14/chartex" xmlns:mc="http://schemas.openxmlformats.org/markup-compatibility/2006" xmlns:aink="http://schemas.microsoft.com/office/drawing/2016/ink" xmlns:am3d="http://schemas.microsoft.com/office/drawing/2017/model3d" xmlns:o="urn:schemas-microsoft-com:office:office" xmlns:oel="http://schemas.microsoft.com/office/2019/extlst" xmlns:r="http://schemas.openxmlformats.org/officeDocument/2006/relationships" xmlns:m="http://schemas.openxmlformats.org/officeDocument/2006/math" xmlns:v="urn:schemas-microsoft-com:vml" xmlns:wp14="http://schemas.microsoft.com/office/word/2010/wordprocessingDrawing" xmlns:wp="http://schemas.openxmlformats.org/drawingml/2006/wordprocessingDrawing" xmlns:w10="urn:schemas-microsoft-com:office:word" xmlns:w="http://schemas.openxmlformats.org/wordprocessingml/2006/main" xmlns:w14="http://schemas.microsoft.com/office/word/2010/wordml" xmlns:w15="http://schemas.microsoft.com/office/word/2012/wordml" xmlns:w16cex="http://schemas.microsoft.com/office/word/2018/wordml/cex" xmlns:w16cid="http://schemas.microsoft.com/office/word/2016/wordml/cid" xmlns:w16="http://schemas.microsoft.com/office/word/2018/wordml" xmlns:w16du="http://schemas.microsoft.com/office/word/2023/wordml/word16du" xmlns:w16sdtdh="http://schemas.microsoft.com/office/word/2020/wordml/sdtdatahash" xmlns:w16sdtfl="http://schemas.microsoft.com/office/word/2024/wordml/sdtformatlock" xmlns:w16se="http://schemas.microsoft.com/office/word/2015/wordml/symex" xmlns:wpg="http://schemas.microsoft.com/office/word/2010/wordprocessingGroup" xmlns:wpi="http://schemas.microsoft.com/office/word/2010/wordprocessingInk" xmlns:wne="http://schemas.microsoft.com/office/word/2006/wordml" xmlns:wps="http://schemas.microsoft.com/office/word/2010/wordprocessingShape" mc:Ignorable="w14 w15 w16se w16cid w16 w16cex w16sdtdh w16sdtfl w16du wp14">
   <w:p>
     <w:pPr>
-      <w:pStyle w:val="Header"/>
-      <w:rPr>
-        <w:rFonts w:ascii="Arial" w:hAnsi="Arial" w:cs="Arial"/>
-        <w:b/>
-        <w:sz w:val="32"/>
-        <w:szCs w:val="32"/>
+      <w:pStyle w:val="Title"/>
+      <w:spacing w:before="0"/>
+      <w:rPr>
+        <w:color w:val="339FAD"/>
+        <w:sz w:val="18"/>
+        <w:szCs w:val="18"/>
       </w:rPr>
     </w:pPr>
     <w:r>
       <w:rPr>
         <w:noProof/>
+        <w:color w:val="339FAD"/>
       </w:rPr>
       <w:drawing>
         <wp:anchor distT="0" distB="0" distL="114300" distR="114300" simplePos="0" relativeHeight="251658240" behindDoc="0" locked="0" layoutInCell="1" allowOverlap="1" wp14:anchorId="266BE48D" wp14:editId="3EC2DADC">
@@ -3571,16 +3397,6 @@
         </wp:anchor>
       </w:drawing>
     </w:r>
-  </w:p>
-  <w:p>
-    <w:pPr>
-      <w:pStyle w:val="Title"/>
-      <w:rPr>
-        <w:color w:val="339FAD"/>
-        <w:sz w:val="18"/>
-        <w:szCs w:val="18"/>
-      </w:rPr>
-    </w:pPr>
     <w:r>
       <w:rPr>
         <w:color w:val="339FAD"/>
@@ -4288,6 +4104,119 @@
     </w:lvl>
   </w:abstractNum>
   <w:abstractNum w:abstractNumId="7" w15:restartNumberingAfterBreak="0">
+    <w:nsid w:val="14C74943"/>
+    <w:multiLevelType w:val="hybridMultilevel"/>
+    <w:tmpl w:val="9A74C5C8"/>
+    <w:lvl w:ilvl="0" w:tplc="14090001">
+      <w:start w:val="1"/>
+      <w:numFmt w:val="bullet"/>
+      <w:lvlText w:val=""/>
+      <w:lvlJc w:val="left"/>
+      <w:pPr>
+        <w:ind w:left="360" w:hanging="360"/>
+      </w:pPr>
+      <w:rPr>
+        <w:rFonts w:ascii="Symbol" w:hAnsi="Symbol" w:hint="default"/>
+      </w:rPr>
+    </w:lvl>
+    <w:lvl w:ilvl="1" w:tplc="14090003" w:tentative="1">
+      <w:start w:val="1"/>
+      <w:numFmt w:val="bullet"/>
+      <w:lvlText w:val="o"/>
+      <w:lvlJc w:val="left"/>
+      <w:pPr>
+        <w:ind w:left="1080" w:hanging="360"/>
+      </w:pPr>
+      <w:rPr>
+        <w:rFonts w:ascii="Courier New" w:hAnsi="Courier New" w:cs="Courier New" w:hint="default"/>
+      </w:rPr>
+    </w:lvl>
+    <w:lvl w:ilvl="2" w:tplc="14090005" w:tentative="1">
+      <w:start w:val="1"/>
+      <w:numFmt w:val="bullet"/>
+      <w:lvlText w:val=""/>
+      <w:lvlJc w:val="left"/>
+      <w:pPr>
+        <w:ind w:left="1800" w:hanging="360"/>
+      </w:pPr>
+      <w:rPr>
+        <w:rFonts w:ascii="Wingdings" w:hAnsi="Wingdings" w:hint="default"/>
+      </w:rPr>
+    </w:lvl>
+    <w:lvl w:ilvl="3" w:tplc="14090001" w:tentative="1">
+      <w:start w:val="1"/>
+      <w:numFmt w:val="bullet"/>
+      <w:lvlText w:val=""/>
+      <w:lvlJc w:val="left"/>
+      <w:pPr>
+        <w:ind w:left="2520" w:hanging="360"/>
+      </w:pPr>
+      <w:rPr>
+        <w:rFonts w:ascii="Symbol" w:hAnsi="Symbol" w:hint="default"/>
+      </w:rPr>
+    </w:lvl>
+    <w:lvl w:ilvl="4" w:tplc="14090003" w:tentative="1">
+      <w:start w:val="1"/>
+      <w:numFmt w:val="bullet"/>
+      <w:lvlText w:val="o"/>
+      <w:lvlJc w:val="left"/>
+      <w:pPr>
+        <w:ind w:left="3240" w:hanging="360"/>
+      </w:pPr>
+      <w:rPr>
+        <w:rFonts w:ascii="Courier New" w:hAnsi="Courier New" w:cs="Courier New" w:hint="default"/>
+      </w:rPr>
+    </w:lvl>
+    <w:lvl w:ilvl="5" w:tplc="14090005" w:tentative="1">
+      <w:start w:val="1"/>
+      <w:numFmt w:val="bullet"/>
+      <w:lvlText w:val=""/>
+      <w:lvlJc w:val="left"/>
+      <w:pPr>
+        <w:ind w:left="3960" w:hanging="360"/>
+      </w:pPr>
+      <w:rPr>
+        <w:rFonts w:ascii="Wingdings" w:hAnsi="Wingdings" w:hint="default"/>
+      </w:rPr>
+    </w:lvl>
+    <w:lvl w:ilvl="6" w:tplc="14090001" w:tentative="1">
+      <w:start w:val="1"/>
+      <w:numFmt w:val="bullet"/>
+      <w:lvlText w:val=""/>
+      <w:lvlJc w:val="left"/>
+      <w:pPr>
+        <w:ind w:left="4680" w:hanging="360"/>
+      </w:pPr>
+      <w:rPr>
+        <w:rFonts w:ascii="Symbol" w:hAnsi="Symbol" w:hint="default"/>
+      </w:rPr>
+    </w:lvl>
+    <w:lvl w:ilvl="7" w:tplc="14090003" w:tentative="1">
+      <w:start w:val="1"/>
+      <w:numFmt w:val="bullet"/>
+      <w:lvlText w:val="o"/>
+      <w:lvlJc w:val="left"/>
+      <w:pPr>
+        <w:ind w:left="5400" w:hanging="360"/>
+      </w:pPr>
+      <w:rPr>
+        <w:rFonts w:ascii="Courier New" w:hAnsi="Courier New" w:cs="Courier New" w:hint="default"/>
+      </w:rPr>
+    </w:lvl>
+    <w:lvl w:ilvl="8" w:tplc="14090005" w:tentative="1">
+      <w:start w:val="1"/>
+      <w:numFmt w:val="bullet"/>
+      <w:lvlText w:val=""/>
+      <w:lvlJc w:val="left"/>
+      <w:pPr>
+        <w:ind w:left="6120" w:hanging="360"/>
+      </w:pPr>
+      <w:rPr>
+        <w:rFonts w:ascii="Wingdings" w:hAnsi="Wingdings" w:hint="default"/>
+      </w:rPr>
+    </w:lvl>
+  </w:abstractNum>
+  <w:abstractNum w:abstractNumId="8" w15:restartNumberingAfterBreak="0">
     <w:nsid w:val="2CE95D4B"/>
     <w:multiLevelType w:val="multilevel"/>
     <w:tmpl w:val="320EB286"/>
@@ -4376,7 +4305,7 @@
       </w:pPr>
     </w:lvl>
   </w:abstractNum>
-  <w:abstractNum w:abstractNumId="8" w15:restartNumberingAfterBreak="0">
+  <w:abstractNum w:abstractNumId="9" w15:restartNumberingAfterBreak="0">
     <w:nsid w:val="30A845C0"/>
     <w:multiLevelType w:val="multilevel"/>
     <w:tmpl w:val="56DE1DF4"/>
@@ -4465,7 +4394,7 @@
       </w:pPr>
     </w:lvl>
   </w:abstractNum>
-  <w:abstractNum w:abstractNumId="9" w15:restartNumberingAfterBreak="0">
+  <w:abstractNum w:abstractNumId="10" w15:restartNumberingAfterBreak="0">
     <w:nsid w:val="36291E20"/>
     <w:multiLevelType w:val="multilevel"/>
     <w:tmpl w:val="BD281CC4"/>
@@ -4554,7 +4483,7 @@
       </w:pPr>
     </w:lvl>
   </w:abstractNum>
-  <w:abstractNum w:abstractNumId="10" w15:restartNumberingAfterBreak="0">
+  <w:abstractNum w:abstractNumId="11" w15:restartNumberingAfterBreak="0">
     <w:nsid w:val="37427B17"/>
     <w:multiLevelType w:val="multilevel"/>
     <w:tmpl w:val="3F1EE75A"/>
@@ -4640,7 +4569,7 @@
       </w:pPr>
     </w:lvl>
   </w:abstractNum>
-  <w:abstractNum w:abstractNumId="11" w15:restartNumberingAfterBreak="0">
+  <w:abstractNum w:abstractNumId="12" w15:restartNumberingAfterBreak="0">
     <w:nsid w:val="379F2365"/>
     <w:multiLevelType w:val="multilevel"/>
     <w:tmpl w:val="1D082FEE"/>
@@ -4726,7 +4655,7 @@
       </w:pPr>
     </w:lvl>
   </w:abstractNum>
-  <w:abstractNum w:abstractNumId="12" w15:restartNumberingAfterBreak="0">
+  <w:abstractNum w:abstractNumId="13" w15:restartNumberingAfterBreak="0">
     <w:nsid w:val="387AF4E1"/>
     <w:multiLevelType w:val="multilevel"/>
     <w:tmpl w:val="0E88BAF8"/>
@@ -4839,7 +4768,7 @@
       </w:rPr>
     </w:lvl>
   </w:abstractNum>
-  <w:abstractNum w:abstractNumId="13" w15:restartNumberingAfterBreak="0">
+  <w:abstractNum w:abstractNumId="14" w15:restartNumberingAfterBreak="0">
     <w:nsid w:val="3D2D65A5"/>
     <w:multiLevelType w:val="multilevel"/>
     <w:tmpl w:val="9D6E1620"/>
@@ -4925,7 +4854,7 @@
       </w:pPr>
     </w:lvl>
   </w:abstractNum>
-  <w:abstractNum w:abstractNumId="14" w15:restartNumberingAfterBreak="0">
+  <w:abstractNum w:abstractNumId="15" w15:restartNumberingAfterBreak="0">
     <w:nsid w:val="416EEBE3"/>
     <w:multiLevelType w:val="multilevel"/>
     <w:tmpl w:val="B310DDB4"/>
@@ -5011,7 +4940,7 @@
       </w:pPr>
     </w:lvl>
   </w:abstractNum>
-  <w:abstractNum w:abstractNumId="15" w15:restartNumberingAfterBreak="0">
+  <w:abstractNum w:abstractNumId="16" w15:restartNumberingAfterBreak="0">
     <w:nsid w:val="44317D8C"/>
     <w:multiLevelType w:val="multilevel"/>
     <w:tmpl w:val="FEFCB638"/>
@@ -5100,7 +5029,7 @@
       </w:pPr>
     </w:lvl>
   </w:abstractNum>
-  <w:abstractNum w:abstractNumId="16" w15:restartNumberingAfterBreak="0">
+  <w:abstractNum w:abstractNumId="17" w15:restartNumberingAfterBreak="0">
     <w:nsid w:val="4886B3E5"/>
     <w:multiLevelType w:val="multilevel"/>
     <w:tmpl w:val="3E246054"/>
@@ -5214,7 +5143,7 @@
       </w:rPr>
     </w:lvl>
   </w:abstractNum>
-  <w:abstractNum w:abstractNumId="17" w15:restartNumberingAfterBreak="0">
+  <w:abstractNum w:abstractNumId="18" w15:restartNumberingAfterBreak="0">
     <w:nsid w:val="4F6865FA"/>
     <w:multiLevelType w:val="multilevel"/>
     <w:tmpl w:val="5C8861C0"/>
@@ -5327,7 +5256,7 @@
       </w:rPr>
     </w:lvl>
   </w:abstractNum>
-  <w:abstractNum w:abstractNumId="18" w15:restartNumberingAfterBreak="0">
+  <w:abstractNum w:abstractNumId="19" w15:restartNumberingAfterBreak="0">
     <w:nsid w:val="527E4699"/>
     <w:multiLevelType w:val="hybridMultilevel"/>
     <w:tmpl w:val="466C2F2C"/>
@@ -5440,7 +5369,7 @@
       </w:rPr>
     </w:lvl>
   </w:abstractNum>
-  <w:abstractNum w:abstractNumId="19" w15:restartNumberingAfterBreak="0">
+  <w:abstractNum w:abstractNumId="20" w15:restartNumberingAfterBreak="0">
     <w:nsid w:val="53077664"/>
     <w:multiLevelType w:val="multilevel"/>
     <w:tmpl w:val="AD1474EA"/>
@@ -5552,7 +5481,7 @@
       </w:rPr>
     </w:lvl>
   </w:abstractNum>
-  <w:abstractNum w:abstractNumId="20" w15:restartNumberingAfterBreak="0">
+  <w:abstractNum w:abstractNumId="21" w15:restartNumberingAfterBreak="0">
     <w:nsid w:val="59A520E4"/>
     <w:multiLevelType w:val="hybridMultilevel"/>
     <w:tmpl w:val="3CE6BD5C"/>
@@ -5665,7 +5594,7 @@
       </w:rPr>
     </w:lvl>
   </w:abstractNum>
-  <w:abstractNum w:abstractNumId="21" w15:restartNumberingAfterBreak="0">
+  <w:abstractNum w:abstractNumId="22" w15:restartNumberingAfterBreak="0">
     <w:nsid w:val="5A27C7C2"/>
     <w:multiLevelType w:val="multilevel"/>
     <w:tmpl w:val="6DF8602C"/>
@@ -5754,7 +5683,7 @@
       </w:pPr>
     </w:lvl>
   </w:abstractNum>
-  <w:abstractNum w:abstractNumId="22" w15:restartNumberingAfterBreak="0">
+  <w:abstractNum w:abstractNumId="23" w15:restartNumberingAfterBreak="0">
     <w:nsid w:val="5A3BD8B8"/>
     <w:multiLevelType w:val="multilevel"/>
     <w:tmpl w:val="16DE8576"/>
@@ -5843,7 +5772,7 @@
       </w:pPr>
     </w:lvl>
   </w:abstractNum>
-  <w:abstractNum w:abstractNumId="23" w15:restartNumberingAfterBreak="0">
+  <w:abstractNum w:abstractNumId="24" w15:restartNumberingAfterBreak="0">
     <w:nsid w:val="5C2C37E5"/>
     <w:multiLevelType w:val="multilevel"/>
     <w:tmpl w:val="5B3A1E58"/>
@@ -5956,7 +5885,7 @@
       </w:pPr>
     </w:lvl>
   </w:abstractNum>
-  <w:abstractNum w:abstractNumId="24" w15:restartNumberingAfterBreak="0">
+  <w:abstractNum w:abstractNumId="25" w15:restartNumberingAfterBreak="0">
     <w:nsid w:val="5D79C123"/>
     <w:multiLevelType w:val="hybridMultilevel"/>
     <w:tmpl w:val="21FC017E"/>
@@ -6042,7 +5971,7 @@
       </w:pPr>
     </w:lvl>
   </w:abstractNum>
-  <w:abstractNum w:abstractNumId="25" w15:restartNumberingAfterBreak="0">
+  <w:abstractNum w:abstractNumId="26" w15:restartNumberingAfterBreak="0">
     <w:nsid w:val="6C6B3301"/>
     <w:multiLevelType w:val="hybridMultilevel"/>
     <w:tmpl w:val="6AB065A4"/>
@@ -6155,7 +6084,7 @@
       </w:rPr>
     </w:lvl>
   </w:abstractNum>
-  <w:abstractNum w:abstractNumId="26" w15:restartNumberingAfterBreak="0">
+  <w:abstractNum w:abstractNumId="27" w15:restartNumberingAfterBreak="0">
     <w:nsid w:val="6CD1C91E"/>
     <w:multiLevelType w:val="multilevel"/>
     <w:tmpl w:val="290AB7CE"/>
@@ -6268,7 +6197,7 @@
       </w:rPr>
     </w:lvl>
   </w:abstractNum>
-  <w:abstractNum w:abstractNumId="27" w15:restartNumberingAfterBreak="0">
+  <w:abstractNum w:abstractNumId="28" w15:restartNumberingAfterBreak="0">
     <w:nsid w:val="72151614"/>
     <w:multiLevelType w:val="multilevel"/>
     <w:tmpl w:val="88D4B7D2"/>
@@ -6357,7 +6286,7 @@
       </w:pPr>
     </w:lvl>
   </w:abstractNum>
-  <w:abstractNum w:abstractNumId="28" w15:restartNumberingAfterBreak="0">
+  <w:abstractNum w:abstractNumId="29" w15:restartNumberingAfterBreak="0">
     <w:nsid w:val="7240EF1B"/>
     <w:multiLevelType w:val="hybridMultilevel"/>
     <w:tmpl w:val="106A073E"/>
@@ -6470,7 +6399,7 @@
       </w:rPr>
     </w:lvl>
   </w:abstractNum>
-  <w:abstractNum w:abstractNumId="29" w15:restartNumberingAfterBreak="0">
+  <w:abstractNum w:abstractNumId="30" w15:restartNumberingAfterBreak="0">
     <w:nsid w:val="74C1BF63"/>
     <w:multiLevelType w:val="multilevel"/>
     <w:tmpl w:val="B0E26540"/>
@@ -6556,7 +6485,7 @@
       </w:pPr>
     </w:lvl>
   </w:abstractNum>
-  <w:abstractNum w:abstractNumId="30" w15:restartNumberingAfterBreak="0">
+  <w:abstractNum w:abstractNumId="31" w15:restartNumberingAfterBreak="0">
     <w:nsid w:val="76B7A28F"/>
     <w:multiLevelType w:val="multilevel"/>
     <w:tmpl w:val="1A2ED8B4"/>
@@ -6642,7 +6571,7 @@
       </w:pPr>
     </w:lvl>
   </w:abstractNum>
-  <w:abstractNum w:abstractNumId="31" w15:restartNumberingAfterBreak="0">
+  <w:abstractNum w:abstractNumId="32" w15:restartNumberingAfterBreak="0">
     <w:nsid w:val="7EE7D75B"/>
     <w:multiLevelType w:val="multilevel"/>
     <w:tmpl w:val="F4D0737A"/>
@@ -6735,76 +6664,76 @@
     <w:abstractNumId w:val="2"/>
   </w:num>
   <w:num w:numId="2" w16cid:durableId="1803958785">
-    <w:abstractNumId w:val="28"/>
+    <w:abstractNumId w:val="29"/>
   </w:num>
   <w:num w:numId="3" w16cid:durableId="1425882371">
-    <w:abstractNumId w:val="25"/>
+    <w:abstractNumId w:val="26"/>
   </w:num>
   <w:num w:numId="4" w16cid:durableId="1167162890">
-    <w:abstractNumId w:val="18"/>
+    <w:abstractNumId w:val="19"/>
   </w:num>
   <w:num w:numId="5" w16cid:durableId="872882785">
-    <w:abstractNumId w:val="20"/>
+    <w:abstractNumId w:val="21"/>
   </w:num>
   <w:num w:numId="6" w16cid:durableId="861210992">
     <w:abstractNumId w:val="1"/>
   </w:num>
   <w:num w:numId="7" w16cid:durableId="1276211955">
-    <w:abstractNumId w:val="24"/>
+    <w:abstractNumId w:val="25"/>
   </w:num>
   <w:num w:numId="8" w16cid:durableId="875234771">
-    <w:abstractNumId w:val="23"/>
+    <w:abstractNumId w:val="24"/>
   </w:num>
   <w:num w:numId="9" w16cid:durableId="1256476930">
     <w:abstractNumId w:val="6"/>
   </w:num>
   <w:num w:numId="10" w16cid:durableId="1959682363">
-    <w:abstractNumId w:val="16"/>
+    <w:abstractNumId w:val="17"/>
   </w:num>
   <w:num w:numId="11" w16cid:durableId="178669051">
-    <w:abstractNumId w:val="14"/>
+    <w:abstractNumId w:val="15"/>
   </w:num>
   <w:num w:numId="12" w16cid:durableId="1714383837">
-    <w:abstractNumId w:val="29"/>
+    <w:abstractNumId w:val="30"/>
   </w:num>
   <w:num w:numId="13" w16cid:durableId="1298145057">
-    <w:abstractNumId w:val="30"/>
+    <w:abstractNumId w:val="31"/>
   </w:num>
   <w:num w:numId="14" w16cid:durableId="1097673520">
-    <w:abstractNumId w:val="11"/>
+    <w:abstractNumId w:val="12"/>
   </w:num>
   <w:num w:numId="15" w16cid:durableId="565918625">
-    <w:abstractNumId w:val="13"/>
+    <w:abstractNumId w:val="14"/>
   </w:num>
   <w:num w:numId="16" w16cid:durableId="1700618496">
     <w:abstractNumId w:val="4"/>
   </w:num>
   <w:num w:numId="17" w16cid:durableId="2056929447">
-    <w:abstractNumId w:val="31"/>
+    <w:abstractNumId w:val="32"/>
   </w:num>
   <w:num w:numId="18" w16cid:durableId="2048067548">
+    <w:abstractNumId w:val="9"/>
+  </w:num>
+  <w:num w:numId="19" w16cid:durableId="627055466">
+    <w:abstractNumId w:val="22"/>
+  </w:num>
+  <w:num w:numId="20" w16cid:durableId="1511526739">
+    <w:abstractNumId w:val="10"/>
+  </w:num>
+  <w:num w:numId="21" w16cid:durableId="1132018205">
+    <w:abstractNumId w:val="23"/>
+  </w:num>
+  <w:num w:numId="22" w16cid:durableId="459306463">
     <w:abstractNumId w:val="8"/>
   </w:num>
-  <w:num w:numId="19" w16cid:durableId="627055466">
-    <w:abstractNumId w:val="21"/>
-  </w:num>
-  <w:num w:numId="20" w16cid:durableId="1511526739">
-    <w:abstractNumId w:val="9"/>
-  </w:num>
-  <w:num w:numId="21" w16cid:durableId="1132018205">
-    <w:abstractNumId w:val="22"/>
-  </w:num>
-  <w:num w:numId="22" w16cid:durableId="459306463">
-    <w:abstractNumId w:val="7"/>
-  </w:num>
   <w:num w:numId="23" w16cid:durableId="1054816001">
-    <w:abstractNumId w:val="27"/>
+    <w:abstractNumId w:val="28"/>
   </w:num>
   <w:num w:numId="24" w16cid:durableId="1291326316">
-    <w:abstractNumId w:val="15"/>
+    <w:abstractNumId w:val="16"/>
   </w:num>
   <w:num w:numId="25" w16cid:durableId="1024205771">
-    <w:abstractNumId w:val="10"/>
+    <w:abstractNumId w:val="11"/>
   </w:num>
   <w:num w:numId="26" w16cid:durableId="588277535">
     <w:abstractNumId w:val="3"/>
@@ -6816,16 +6745,19 @@
     <w:abstractNumId w:val="0"/>
   </w:num>
   <w:num w:numId="29" w16cid:durableId="16122705">
-    <w:abstractNumId w:val="26"/>
+    <w:abstractNumId w:val="27"/>
   </w:num>
   <w:num w:numId="30" w16cid:durableId="1972975897">
-    <w:abstractNumId w:val="12"/>
+    <w:abstractNumId w:val="13"/>
   </w:num>
   <w:num w:numId="31" w16cid:durableId="1668824974">
-    <w:abstractNumId w:val="17"/>
+    <w:abstractNumId w:val="18"/>
   </w:num>
   <w:num w:numId="32" w16cid:durableId="775060665">
-    <w:abstractNumId w:val="19"/>
+    <w:abstractNumId w:val="20"/>
+  </w:num>
+  <w:num w:numId="33" w16cid:durableId="1762338882">
+    <w:abstractNumId w:val="7"/>
   </w:num>
 </w:numbering>
 </file>
@@ -7225,7 +7157,7 @@
     <w:rPr>
       <w:sz w:val="24"/>
       <w:szCs w:val="24"/>
-      <w:lang w:val="en-US" w:eastAsia="en-US" w:bidi="ar-SA"/>
+      <w:lang w:eastAsia="en-US" w:bidi="ar-SA"/>
     </w:rPr>
   </w:style>
   <w:style w:type="paragraph" w:styleId="Heading1">
@@ -7938,7 +7870,7 @@
       </w:tcPr>
     </w:tblStylePr>
   </w:style>
-  <w:style w:type="table" w:styleId="GridTable1Light-Accent2">
+  <w:style w:type="table" w:styleId="GridTable1LightAccent2">
     <w:name w:val="Grid Table 1 Light Accent 2"/>
     <w:basedOn w:val="TableNormal"/>
     <w:uiPriority w:val="99"/>
@@ -10668,7 +10600,7 @@
       </w:tcPr>
     </w:tblStylePr>
   </w:style>
-  <w:style w:type="table" w:styleId="GridTable6Colorful">
+  <w:style w:type="table" w:styleId="GridTable6Colourful">
     <w:name w:val="Grid Table 6 Colorful"/>
     <w:basedOn w:val="TableNormal"/>
     <w:uiPriority w:val="99"/>
@@ -10739,7 +10671,7 @@
       </w:rPr>
     </w:tblStylePr>
   </w:style>
-  <w:style w:type="table" w:styleId="GridTable6Colorful-Accent1">
+  <w:style w:type="table" w:styleId="GridTable6ColourfulAccent1">
     <w:name w:val="Grid Table 6 Colorful Accent 1"/>
     <w:basedOn w:val="TableNormal"/>
     <w:uiPriority w:val="99"/>
@@ -10810,7 +10742,7 @@
       </w:rPr>
     </w:tblStylePr>
   </w:style>
-  <w:style w:type="table" w:styleId="GridTable6Colorful-Accent2">
+  <w:style w:type="table" w:styleId="GridTable6ColourfulAccent2">
     <w:name w:val="Grid Table 6 Colorful Accent 2"/>
     <w:basedOn w:val="TableNormal"/>
     <w:uiPriority w:val="99"/>
@@ -10881,7 +10813,7 @@
       </w:rPr>
     </w:tblStylePr>
   </w:style>
-  <w:style w:type="table" w:styleId="GridTable6Colorful-Accent3">
+  <w:style w:type="table" w:styleId="GridTable6ColourfulAccent3">
     <w:name w:val="Grid Table 6 Colorful Accent 3"/>
     <w:basedOn w:val="TableNormal"/>
     <w:uiPriority w:val="99"/>
@@ -10952,7 +10884,7 @@
       </w:rPr>
     </w:tblStylePr>
   </w:style>
-  <w:style w:type="table" w:styleId="GridTable6Colorful-Accent4">
+  <w:style w:type="table" w:styleId="GridTable6ColourfulAccent4">
     <w:name w:val="Grid Table 6 Colorful Accent 4"/>
     <w:basedOn w:val="TableNormal"/>
     <w:uiPriority w:val="99"/>
@@ -11023,7 +10955,7 @@
       </w:rPr>
     </w:tblStylePr>
   </w:style>
-  <w:style w:type="table" w:styleId="GridTable6Colorful-Accent5">
+  <w:style w:type="table" w:styleId="GridTable6ColourfulAccent5">
     <w:name w:val="Grid Table 6 Colorful Accent 5"/>
     <w:basedOn w:val="TableNormal"/>
     <w:uiPriority w:val="99"/>
@@ -11094,7 +11026,7 @@
       </w:rPr>
     </w:tblStylePr>
   </w:style>
-  <w:style w:type="table" w:styleId="GridTable6Colorful-Accent6">
+  <w:style w:type="table" w:styleId="GridTable6ColourfulAccent6">
     <w:name w:val="Grid Table 6 Colorful Accent 6"/>
     <w:basedOn w:val="TableNormal"/>
     <w:uiPriority w:val="99"/>
@@ -11165,7 +11097,7 @@
       </w:rPr>
     </w:tblStylePr>
   </w:style>
-  <w:style w:type="table" w:styleId="GridTable7Colorful">
+  <w:style w:type="table" w:styleId="GridTable7Colourful">
     <w:name w:val="Grid Table 7 Colorful"/>
     <w:basedOn w:val="TableNormal"/>
     <w:uiPriority w:val="99"/>
@@ -11279,7 +11211,7 @@
       </w:rPr>
     </w:tblStylePr>
   </w:style>
-  <w:style w:type="table" w:styleId="GridTable7Colorful-Accent1">
+  <w:style w:type="table" w:styleId="GridTable7ColourfulAccent1">
     <w:name w:val="Grid Table 7 Colorful Accent 1"/>
     <w:basedOn w:val="TableNormal"/>
     <w:uiPriority w:val="99"/>
@@ -11393,7 +11325,7 @@
       </w:rPr>
     </w:tblStylePr>
   </w:style>
-  <w:style w:type="table" w:styleId="GridTable7Colorful-Accent2">
+  <w:style w:type="table" w:styleId="GridTable7ColourfulAccent2">
     <w:name w:val="Grid Table 7 Colorful Accent 2"/>
     <w:basedOn w:val="TableNormal"/>
     <w:uiPriority w:val="99"/>
@@ -11507,7 +11439,7 @@
       </w:rPr>
     </w:tblStylePr>
   </w:style>
-  <w:style w:type="table" w:styleId="GridTable7Colorful-Accent3">
+  <w:style w:type="table" w:styleId="GridTable7ColourfulAccent3">
     <w:name w:val="Grid Table 7 Colorful Accent 3"/>
     <w:basedOn w:val="TableNormal"/>
     <w:uiPriority w:val="99"/>
@@ -11621,7 +11553,7 @@
       </w:rPr>
     </w:tblStylePr>
   </w:style>
-  <w:style w:type="table" w:styleId="GridTable7Colorful-Accent4">
+  <w:style w:type="table" w:styleId="GridTable7ColourfulAccent4">
     <w:name w:val="Grid Table 7 Colorful Accent 4"/>
     <w:basedOn w:val="TableNormal"/>
     <w:uiPriority w:val="99"/>
@@ -11735,7 +11667,7 @@
       </w:rPr>
     </w:tblStylePr>
   </w:style>
-  <w:style w:type="table" w:styleId="GridTable7Colorful-Accent5">
+  <w:style w:type="table" w:styleId="GridTable7ColourfulAccent5">
     <w:name w:val="Grid Table 7 Colorful Accent 5"/>
     <w:basedOn w:val="TableNormal"/>
     <w:uiPriority w:val="99"/>
@@ -11849,7 +11781,7 @@
       </w:rPr>
     </w:tblStylePr>
   </w:style>
-  <w:style w:type="table" w:styleId="GridTable7Colorful-Accent6">
+  <w:style w:type="table" w:styleId="GridTable7ColourfulAccent6">
     <w:name w:val="Grid Table 7 Colorful Accent 6"/>
     <w:basedOn w:val="TableNormal"/>
     <w:uiPriority w:val="99"/>
@@ -14714,7 +14646,7 @@
       </w:tcPr>
     </w:tblStylePr>
   </w:style>
-  <w:style w:type="table" w:styleId="ListTable6Colorful">
+  <w:style w:type="table" w:styleId="ListTable6Colourful">
     <w:name w:val="List Table 6 Colorful"/>
     <w:basedOn w:val="TableNormal"/>
     <w:uiPriority w:val="99"/>
@@ -14787,7 +14719,7 @@
       </w:rPr>
     </w:tblStylePr>
   </w:style>
-  <w:style w:type="table" w:styleId="ListTable6Colorful-Accent1">
+  <w:style w:type="table" w:styleId="ListTable6ColourfulAccent1">
     <w:name w:val="List Table 6 Colorful Accent 1"/>
     <w:basedOn w:val="TableNormal"/>
     <w:uiPriority w:val="99"/>
@@ -14860,7 +14792,7 @@
       </w:rPr>
     </w:tblStylePr>
   </w:style>
-  <w:style w:type="table" w:styleId="ListTable6Colorful-Accent2">
+  <w:style w:type="table" w:styleId="ListTable6ColourfulAccent2">
     <w:name w:val="List Table 6 Colorful Accent 2"/>
     <w:basedOn w:val="TableNormal"/>
     <w:uiPriority w:val="99"/>
@@ -14933,7 +14865,7 @@
       </w:rPr>
     </w:tblStylePr>
   </w:style>
-  <w:style w:type="table" w:styleId="ListTable6Colorful-Accent3">
+  <w:style w:type="table" w:styleId="ListTable6ColourfulAccent3">
     <w:name w:val="List Table 6 Colorful Accent 3"/>
     <w:basedOn w:val="TableNormal"/>
     <w:uiPriority w:val="99"/>
@@ -15006,7 +14938,7 @@
       </w:rPr>
     </w:tblStylePr>
   </w:style>
-  <w:style w:type="table" w:styleId="ListTable6Colorful-Accent4">
+  <w:style w:type="table" w:styleId="ListTable6ColourfulAccent4">
     <w:name w:val="List Table 6 Colorful Accent 4"/>
     <w:basedOn w:val="TableNormal"/>
     <w:uiPriority w:val="99"/>
@@ -15079,7 +15011,7 @@
       </w:rPr>
     </w:tblStylePr>
   </w:style>
-  <w:style w:type="table" w:styleId="ListTable6Colorful-Accent5">
+  <w:style w:type="table" w:styleId="ListTable6ColourfulAccent5">
     <w:name w:val="List Table 6 Colorful Accent 5"/>
     <w:basedOn w:val="TableNormal"/>
     <w:uiPriority w:val="99"/>
@@ -15152,7 +15084,7 @@
       </w:rPr>
     </w:tblStylePr>
   </w:style>
-  <w:style w:type="table" w:styleId="ListTable6Colorful-Accent6">
+  <w:style w:type="table" w:styleId="ListTable6ColourfulAccent6">
     <w:name w:val="List Table 6 Colorful Accent 6"/>
     <w:basedOn w:val="TableNormal"/>
     <w:uiPriority w:val="99"/>
@@ -15225,7 +15157,7 @@
       </w:rPr>
     </w:tblStylePr>
   </w:style>
-  <w:style w:type="table" w:styleId="ListTable7Colorful">
+  <w:style w:type="table" w:styleId="ListTable7Colourful">
     <w:name w:val="List Table 7 Colorful"/>
     <w:basedOn w:val="TableNormal"/>
     <w:uiPriority w:val="99"/>
@@ -15336,7 +15268,7 @@
       </w:rPr>
     </w:tblStylePr>
   </w:style>
-  <w:style w:type="table" w:styleId="ListTable7Colorful-Accent1">
+  <w:style w:type="table" w:styleId="ListTable7ColourfulAccent1">
     <w:name w:val="List Table 7 Colorful Accent 1"/>
     <w:basedOn w:val="TableNormal"/>
     <w:uiPriority w:val="99"/>
@@ -15447,7 +15379,7 @@
       </w:rPr>
     </w:tblStylePr>
   </w:style>
-  <w:style w:type="table" w:styleId="ListTable7Colorful-Accent2">
+  <w:style w:type="table" w:styleId="ListTable7ColourfulAccent2">
     <w:name w:val="List Table 7 Colorful Accent 2"/>
     <w:basedOn w:val="TableNormal"/>
     <w:uiPriority w:val="99"/>
@@ -15558,7 +15490,7 @@
       </w:rPr>
     </w:tblStylePr>
   </w:style>
-  <w:style w:type="table" w:styleId="ListTable7Colorful-Accent3">
+  <w:style w:type="table" w:styleId="ListTable7ColourfulAccent3">
     <w:name w:val="List Table 7 Colorful Accent 3"/>
     <w:basedOn w:val="TableNormal"/>
     <w:uiPriority w:val="99"/>
@@ -15669,7 +15601,7 @@
       </w:rPr>
     </w:tblStylePr>
   </w:style>
-  <w:style w:type="table" w:styleId="ListTable7Colorful-Accent4">
+  <w:style w:type="table" w:styleId="ListTable7ColourfulAccent4">
     <w:name w:val="List Table 7 Colorful Accent 4"/>
     <w:basedOn w:val="TableNormal"/>
     <w:uiPriority w:val="99"/>
@@ -15780,7 +15712,7 @@
       </w:rPr>
     </w:tblStylePr>
   </w:style>
-  <w:style w:type="table" w:styleId="ListTable7Colorful-Accent5">
+  <w:style w:type="table" w:styleId="ListTable7ColourfulAccent5">
     <w:name w:val="List Table 7 Colorful Accent 5"/>
     <w:basedOn w:val="TableNormal"/>
     <w:uiPriority w:val="99"/>
@@ -15891,7 +15823,7 @@
       </w:rPr>
     </w:tblStylePr>
   </w:style>
-  <w:style w:type="table" w:styleId="ListTable7Colorful-Accent6">
+  <w:style w:type="table" w:styleId="ListTable7ColourfulAccent6">
     <w:name w:val="List Table 7 Colorful Accent 6"/>
     <w:basedOn w:val="TableNormal"/>
     <w:uiPriority w:val="99"/>
